--- a/materials/blue zone.docx
+++ b/materials/blue zone.docx
@@ -2,7 +2,2350 @@
 <file path=word/document.xml><?xml version="1.0" encoding="utf-8"?>
 <w:document xmlns:wpc="http://schemas.microsoft.com/office/word/2010/wordprocessingCanvas" xmlns:cx="http://schemas.microsoft.com/office/drawing/2014/chartex" xmlns:cx1="http://schemas.microsoft.com/office/drawing/2015/9/8/chartex" xmlns:cx2="http://schemas.microsoft.com/office/drawing/2015/10/21/chartex" xmlns:cx3="http://schemas.microsoft.com/office/drawing/2016/5/9/chartex" xmlns:cx4="http://schemas.microsoft.com/office/drawing/2016/5/10/chartex" xmlns:cx5="http://schemas.microsoft.com/office/drawing/2016/5/11/chartex" xmlns:cx6="http://schemas.microsoft.com/office/drawing/2016/5/12/chartex" xmlns:cx7="http://schemas.microsoft.com/office/drawing/2016/5/13/chartex" xmlns:cx8="http://schemas.microsoft.com/office/drawing/2016/5/14/chartex" xmlns:mc="http://schemas.openxmlformats.org/markup-compatibility/2006" xmlns:aink="http://schemas.microsoft.com/office/drawing/2016/ink" xmlns:am3d="http://schemas.microsoft.com/office/drawing/2017/model3d" xmlns:o="urn:schemas-microsoft-com:office:office" xmlns:oel="http://schemas.microsoft.com/office/2019/extlst" xmlns:r="http://schemas.openxmlformats.org/officeDocument/2006/relationships" xmlns:m="http://schemas.openxmlformats.org/officeDocument/2006/math" xmlns:v="urn:schemas-microsoft-com:vml" xmlns:wp14="http://schemas.microsoft.com/office/word/2010/wordprocessingDrawing" xmlns:wp="http://schemas.openxmlformats.org/drawingml/2006/wordprocessingDrawing" xmlns:w10="urn:schemas-microsoft-com:office:word" xmlns:w="http://schemas.openxmlformats.org/wordprocessingml/2006/main" xmlns:w14="http://schemas.microsoft.com/office/word/2010/wordml" xmlns:w15="http://schemas.microsoft.com/office/word/2012/wordml" xmlns:w16cex="http://schemas.microsoft.com/office/word/2018/wordml/cex" xmlns:w16cid="http://schemas.microsoft.com/office/word/2016/wordml/cid" xmlns:w16="http://schemas.microsoft.com/office/word/2018/wordml" xmlns:w16sdtdh="http://schemas.microsoft.com/office/word/2020/wordml/sdtdatahash" xmlns:w16se="http://schemas.microsoft.com/office/word/2015/wordml/symex" xmlns:wpg="http://schemas.microsoft.com/office/word/2010/wordprocessingGroup" xmlns:wpi="http://schemas.microsoft.com/office/word/2010/wordprocessingInk" xmlns:wne="http://schemas.microsoft.com/office/word/2006/wordml" xmlns:wps="http://schemas.microsoft.com/office/word/2010/wordprocessingShape" mc:Ignorable="w14 w15 w16se w16cid w16 w16cex w16sdtdh wp14">
   <w:body>
-    <w:p/>
+    <w:p>
+      <w:pPr>
+        <w:rPr>
+          <w:rFonts w:ascii="Times New Roman" w:hAnsi="Times New Roman" w:cs="Times New Roman"/>
+        </w:rPr>
+      </w:pPr>
+      <w:r>
+        <w:rPr>
+          <w:rFonts w:ascii="Times New Roman" w:hAnsi="Times New Roman" w:cs="Times New Roman"/>
+        </w:rPr>
+        <w:t xml:space="preserve">Pillars of Blue Zone: </w:t>
+      </w:r>
+    </w:p>
+    <w:p>
+      <w:pPr>
+        <w:pStyle w:val="ListParagraph"/>
+        <w:numPr>
+          <w:ilvl w:val="0"/>
+          <w:numId w:val="1"/>
+        </w:numPr>
+        <w:rPr>
+          <w:rFonts w:ascii="Times New Roman" w:hAnsi="Times New Roman" w:cs="Times New Roman"/>
+        </w:rPr>
+      </w:pPr>
+      <w:r>
+        <w:rPr>
+          <w:rStyle w:val="Strong"/>
+          <w:rFonts w:ascii="Times New Roman" w:hAnsi="Times New Roman" w:cs="Times New Roman"/>
+          <w:b w:val="0"/>
+          <w:bCs w:val="0"/>
+          <w:spacing w:val="1"/>
+          <w:bdr w:val="single" w:sz="2" w:space="0" w:color="auto" w:frame="1"/>
+        </w:rPr>
+        <w:t>Move Naturally</w:t>
+      </w:r>
+      <w:r>
+        <w:rPr>
+          <w:rFonts w:ascii="Times New Roman" w:hAnsi="Times New Roman" w:cs="Times New Roman"/>
+          <w:spacing w:val="1"/>
+        </w:rPr>
+        <w:t xml:space="preserve">: </w:t>
+      </w:r>
+      <w:r>
+        <w:rPr>
+          <w:rFonts w:ascii="Times New Roman" w:hAnsi="Times New Roman" w:cs="Times New Roman"/>
+          <w:spacing w:val="1"/>
+        </w:rPr>
+        <w:t>Natural movement like household chores, not artificial exercise</w:t>
+      </w:r>
+    </w:p>
+    <w:p>
+      <w:pPr>
+        <w:rPr>
+          <w:rFonts w:ascii="Times New Roman" w:hAnsi="Times New Roman" w:cs="Times New Roman"/>
+        </w:rPr>
+      </w:pPr>
+    </w:p>
+    <w:p>
+      <w:pPr>
+        <w:pStyle w:val="my-2"/>
+        <w:numPr>
+          <w:ilvl w:val="1"/>
+          <w:numId w:val="1"/>
+        </w:numPr>
+        <w:rPr>
+          <w:spacing w:val="1"/>
+        </w:rPr>
+      </w:pPr>
+      <w:r>
+        <w:rPr>
+          <w:spacing w:val="1"/>
+        </w:rPr>
+        <w:t>I walk and bike frequently to get to my work</w:t>
+      </w:r>
+    </w:p>
+    <w:p>
+      <w:pPr>
+        <w:pStyle w:val="my-2"/>
+        <w:numPr>
+          <w:ilvl w:val="1"/>
+          <w:numId w:val="1"/>
+        </w:numPr>
+        <w:rPr>
+          <w:spacing w:val="1"/>
+        </w:rPr>
+      </w:pPr>
+      <w:r>
+        <w:rPr>
+          <w:spacing w:val="1"/>
+        </w:rPr>
+        <w:t>I regularly do garden work, yard work, or other outside activities related to my home</w:t>
+      </w:r>
+    </w:p>
+    <w:p>
+      <w:pPr>
+        <w:pStyle w:val="my-2"/>
+        <w:numPr>
+          <w:ilvl w:val="1"/>
+          <w:numId w:val="1"/>
+        </w:numPr>
+        <w:rPr>
+          <w:spacing w:val="1"/>
+        </w:rPr>
+      </w:pPr>
+      <w:r>
+        <w:rPr>
+          <w:spacing w:val="1"/>
+        </w:rPr>
+        <w:t>If there is the option to take the stairs instead of the elevator, I take the stairs</w:t>
+      </w:r>
+    </w:p>
+    <w:p>
+      <w:pPr>
+        <w:pStyle w:val="my-2"/>
+        <w:numPr>
+          <w:ilvl w:val="1"/>
+          <w:numId w:val="1"/>
+        </w:numPr>
+        <w:rPr>
+          <w:spacing w:val="1"/>
+        </w:rPr>
+      </w:pPr>
+      <w:r>
+        <w:rPr>
+          <w:spacing w:val="1"/>
+        </w:rPr>
+        <w:t>I do not spend most of my day sedentary and consider myself quite active</w:t>
+      </w:r>
+    </w:p>
+    <w:p>
+      <w:pPr>
+        <w:pStyle w:val="my-2"/>
+        <w:numPr>
+          <w:ilvl w:val="1"/>
+          <w:numId w:val="1"/>
+        </w:numPr>
+        <w:rPr>
+          <w:spacing w:val="1"/>
+        </w:rPr>
+      </w:pPr>
+      <w:r>
+        <w:rPr>
+          <w:spacing w:val="1"/>
+        </w:rPr>
+        <w:t>I do a lot of tasks manually and do not use labor saving appliances</w:t>
+      </w:r>
+    </w:p>
+    <w:p>
+      <w:pPr>
+        <w:pStyle w:val="my-2"/>
+        <w:numPr>
+          <w:ilvl w:val="1"/>
+          <w:numId w:val="1"/>
+        </w:numPr>
+        <w:rPr>
+          <w:spacing w:val="1"/>
+        </w:rPr>
+      </w:pPr>
+      <w:r>
+        <w:rPr>
+          <w:spacing w:val="1"/>
+        </w:rPr>
+        <w:t xml:space="preserve">I </w:t>
+      </w:r>
+      <w:r>
+        <w:rPr>
+          <w:spacing w:val="1"/>
+        </w:rPr>
+        <w:t xml:space="preserve">participate in sports, dance, </w:t>
+      </w:r>
+      <w:r>
+        <w:rPr>
+          <w:spacing w:val="1"/>
+        </w:rPr>
+        <w:t>and/</w:t>
+      </w:r>
+      <w:r>
+        <w:rPr>
+          <w:spacing w:val="1"/>
+        </w:rPr>
+        <w:t>or active hobbies</w:t>
+      </w:r>
+    </w:p>
+    <w:p>
+      <w:pPr>
+        <w:pStyle w:val="my-2"/>
+        <w:numPr>
+          <w:ilvl w:val="1"/>
+          <w:numId w:val="1"/>
+        </w:numPr>
+        <w:rPr>
+          <w:spacing w:val="1"/>
+        </w:rPr>
+      </w:pPr>
+      <w:r>
+        <w:rPr>
+          <w:spacing w:val="1"/>
+        </w:rPr>
+        <w:t xml:space="preserve">I </w:t>
+      </w:r>
+      <w:r>
+        <w:rPr>
+          <w:spacing w:val="1"/>
+        </w:rPr>
+        <w:t>take breaks for short walks during your day</w:t>
+      </w:r>
+    </w:p>
+    <w:p>
+      <w:pPr>
+        <w:pStyle w:val="my-2"/>
+        <w:numPr>
+          <w:ilvl w:val="1"/>
+          <w:numId w:val="1"/>
+        </w:numPr>
+        <w:rPr>
+          <w:spacing w:val="1"/>
+        </w:rPr>
+      </w:pPr>
+      <w:r>
+        <w:rPr>
+          <w:spacing w:val="1"/>
+        </w:rPr>
+        <w:t xml:space="preserve">I </w:t>
+      </w:r>
+      <w:r>
+        <w:rPr>
+          <w:spacing w:val="1"/>
+        </w:rPr>
+        <w:t>prefer parking farther away to add extra steps</w:t>
+      </w:r>
+    </w:p>
+    <w:p>
+      <w:pPr>
+        <w:pStyle w:val="my-2"/>
+        <w:ind w:left="1440"/>
+        <w:rPr>
+          <w:spacing w:val="1"/>
+        </w:rPr>
+      </w:pPr>
+    </w:p>
+    <w:p>
+      <w:pPr>
+        <w:pStyle w:val="ListParagraph"/>
+        <w:numPr>
+          <w:ilvl w:val="0"/>
+          <w:numId w:val="1"/>
+        </w:numPr>
+        <w:rPr>
+          <w:rFonts w:ascii="Times New Roman" w:hAnsi="Times New Roman" w:cs="Times New Roman"/>
+        </w:rPr>
+      </w:pPr>
+      <w:r>
+        <w:rPr>
+          <w:rStyle w:val="Strong"/>
+          <w:rFonts w:ascii="Times New Roman" w:hAnsi="Times New Roman" w:cs="Times New Roman"/>
+          <w:b w:val="0"/>
+          <w:bCs w:val="0"/>
+          <w:spacing w:val="1"/>
+          <w:bdr w:val="single" w:sz="2" w:space="0" w:color="auto" w:frame="1"/>
+        </w:rPr>
+        <w:t>Purpose</w:t>
+      </w:r>
+      <w:r>
+        <w:rPr>
+          <w:rFonts w:ascii="Times New Roman" w:hAnsi="Times New Roman" w:cs="Times New Roman"/>
+          <w:spacing w:val="1"/>
+        </w:rPr>
+        <w:t xml:space="preserve">: Having a strong sense of purpose (“Ikigai” in Okinawa, “plan de </w:t>
+      </w:r>
+      <w:proofErr w:type="spellStart"/>
+      <w:r>
+        <w:rPr>
+          <w:rFonts w:ascii="Times New Roman" w:hAnsi="Times New Roman" w:cs="Times New Roman"/>
+          <w:spacing w:val="1"/>
+        </w:rPr>
+        <w:t>vida</w:t>
+      </w:r>
+      <w:proofErr w:type="spellEnd"/>
+      <w:r>
+        <w:rPr>
+          <w:rFonts w:ascii="Times New Roman" w:hAnsi="Times New Roman" w:cs="Times New Roman"/>
+          <w:spacing w:val="1"/>
+        </w:rPr>
+        <w:t>” in Nicoya</w:t>
+      </w:r>
+      <w:r>
+        <w:rPr>
+          <w:rFonts w:ascii="Times New Roman" w:hAnsi="Times New Roman" w:cs="Times New Roman"/>
+          <w:spacing w:val="1"/>
+        </w:rPr>
+        <w:t>)</w:t>
+      </w:r>
+    </w:p>
+    <w:p>
+      <w:pPr>
+        <w:rPr>
+          <w:rFonts w:ascii="Times New Roman" w:hAnsi="Times New Roman" w:cs="Times New Roman"/>
+        </w:rPr>
+      </w:pPr>
+    </w:p>
+    <w:p>
+      <w:pPr>
+        <w:pStyle w:val="my-2"/>
+        <w:numPr>
+          <w:ilvl w:val="1"/>
+          <w:numId w:val="1"/>
+        </w:numPr>
+        <w:rPr>
+          <w:spacing w:val="1"/>
+        </w:rPr>
+      </w:pPr>
+      <w:r>
+        <w:rPr>
+          <w:spacing w:val="1"/>
+        </w:rPr>
+        <w:t>I can articulate my personal reason for getting up in the morning</w:t>
+      </w:r>
+    </w:p>
+    <w:p>
+      <w:pPr>
+        <w:pStyle w:val="my-2"/>
+        <w:numPr>
+          <w:ilvl w:val="1"/>
+          <w:numId w:val="1"/>
+        </w:numPr>
+        <w:rPr>
+          <w:spacing w:val="1"/>
+        </w:rPr>
+      </w:pPr>
+      <w:r>
+        <w:rPr>
+          <w:spacing w:val="1"/>
+        </w:rPr>
+        <w:t>I set many personal goals on a daily basis</w:t>
+      </w:r>
+    </w:p>
+    <w:p>
+      <w:pPr>
+        <w:pStyle w:val="my-2"/>
+        <w:numPr>
+          <w:ilvl w:val="1"/>
+          <w:numId w:val="1"/>
+        </w:numPr>
+        <w:rPr>
+          <w:spacing w:val="1"/>
+        </w:rPr>
+      </w:pPr>
+      <w:r>
+        <w:rPr>
+          <w:spacing w:val="1"/>
+        </w:rPr>
+        <w:t>I</w:t>
+      </w:r>
+      <w:r>
+        <w:rPr>
+          <w:spacing w:val="1"/>
+        </w:rPr>
+        <w:t xml:space="preserve"> feel </w:t>
+      </w:r>
+      <w:r>
+        <w:rPr>
+          <w:spacing w:val="1"/>
+        </w:rPr>
+        <w:t>my</w:t>
+      </w:r>
+      <w:r>
+        <w:rPr>
+          <w:spacing w:val="1"/>
+        </w:rPr>
+        <w:t xml:space="preserve"> daily activities align with </w:t>
+      </w:r>
+      <w:r>
+        <w:rPr>
+          <w:spacing w:val="1"/>
+        </w:rPr>
+        <w:t>my</w:t>
+      </w:r>
+      <w:r>
+        <w:rPr>
+          <w:spacing w:val="1"/>
+        </w:rPr>
+        <w:t xml:space="preserve"> personal strengths or passions</w:t>
+      </w:r>
+    </w:p>
+    <w:p>
+      <w:pPr>
+        <w:pStyle w:val="my-2"/>
+        <w:numPr>
+          <w:ilvl w:val="1"/>
+          <w:numId w:val="1"/>
+        </w:numPr>
+        <w:rPr>
+          <w:spacing w:val="1"/>
+        </w:rPr>
+      </w:pPr>
+      <w:r>
+        <w:rPr>
+          <w:spacing w:val="1"/>
+        </w:rPr>
+        <w:t>I am</w:t>
+      </w:r>
+      <w:r>
+        <w:rPr>
+          <w:spacing w:val="1"/>
+        </w:rPr>
+        <w:t xml:space="preserve"> involved in work or hobbies </w:t>
+      </w:r>
+      <w:r>
+        <w:rPr>
+          <w:spacing w:val="1"/>
+        </w:rPr>
+        <w:t>that I</w:t>
+      </w:r>
+      <w:r>
+        <w:rPr>
+          <w:spacing w:val="1"/>
+        </w:rPr>
+        <w:t xml:space="preserve"> find meaningful</w:t>
+      </w:r>
+    </w:p>
+    <w:p>
+      <w:pPr>
+        <w:pStyle w:val="my-2"/>
+        <w:numPr>
+          <w:ilvl w:val="1"/>
+          <w:numId w:val="1"/>
+        </w:numPr>
+        <w:rPr>
+          <w:spacing w:val="1"/>
+        </w:rPr>
+      </w:pPr>
+      <w:r>
+        <w:rPr>
+          <w:spacing w:val="1"/>
+        </w:rPr>
+        <w:t>I purposely</w:t>
+      </w:r>
+      <w:r>
+        <w:rPr>
+          <w:spacing w:val="1"/>
+        </w:rPr>
+        <w:t xml:space="preserve"> take time for self-reflection </w:t>
+      </w:r>
+      <w:r>
+        <w:rPr>
+          <w:spacing w:val="1"/>
+        </w:rPr>
+        <w:t>and/or</w:t>
+      </w:r>
+      <w:r>
+        <w:rPr>
+          <w:spacing w:val="1"/>
+        </w:rPr>
+        <w:t xml:space="preserve"> journaling </w:t>
+      </w:r>
+    </w:p>
+    <w:p>
+      <w:pPr>
+        <w:pStyle w:val="my-2"/>
+        <w:numPr>
+          <w:ilvl w:val="1"/>
+          <w:numId w:val="1"/>
+        </w:numPr>
+        <w:rPr>
+          <w:spacing w:val="1"/>
+        </w:rPr>
+      </w:pPr>
+      <w:r>
+        <w:rPr>
+          <w:spacing w:val="1"/>
+        </w:rPr>
+        <w:t>I frequently</w:t>
+      </w:r>
+      <w:r>
+        <w:rPr>
+          <w:spacing w:val="1"/>
+        </w:rPr>
+        <w:t xml:space="preserve"> share what matters most to </w:t>
+      </w:r>
+      <w:r>
+        <w:rPr>
+          <w:spacing w:val="1"/>
+        </w:rPr>
+        <w:t>me</w:t>
+      </w:r>
+      <w:r>
+        <w:rPr>
+          <w:spacing w:val="1"/>
+        </w:rPr>
+        <w:t xml:space="preserve"> with others</w:t>
+      </w:r>
+    </w:p>
+    <w:p>
+      <w:pPr>
+        <w:pStyle w:val="my-2"/>
+        <w:numPr>
+          <w:ilvl w:val="1"/>
+          <w:numId w:val="1"/>
+        </w:numPr>
+        <w:rPr>
+          <w:spacing w:val="1"/>
+        </w:rPr>
+      </w:pPr>
+      <w:r>
+        <w:rPr>
+          <w:spacing w:val="1"/>
+        </w:rPr>
+        <w:t>When making important life decisions, my sense of direction is clear</w:t>
+      </w:r>
+    </w:p>
+    <w:p>
+      <w:pPr>
+        <w:pStyle w:val="my-2"/>
+        <w:numPr>
+          <w:ilvl w:val="1"/>
+          <w:numId w:val="1"/>
+        </w:numPr>
+        <w:rPr>
+          <w:spacing w:val="1"/>
+        </w:rPr>
+      </w:pPr>
+      <w:r>
+        <w:rPr>
+          <w:spacing w:val="1"/>
+        </w:rPr>
+        <w:t>My</w:t>
+      </w:r>
+      <w:r>
+        <w:rPr>
+          <w:spacing w:val="1"/>
+        </w:rPr>
+        <w:t xml:space="preserve"> </w:t>
+      </w:r>
+      <w:r>
+        <w:rPr>
+          <w:spacing w:val="1"/>
+        </w:rPr>
+        <w:t>career</w:t>
+      </w:r>
+      <w:r>
+        <w:rPr>
+          <w:spacing w:val="1"/>
+        </w:rPr>
+        <w:t xml:space="preserve"> </w:t>
+      </w:r>
+      <w:r>
+        <w:rPr>
+          <w:spacing w:val="1"/>
+        </w:rPr>
+        <w:t>is related</w:t>
+      </w:r>
+      <w:r>
+        <w:rPr>
+          <w:spacing w:val="1"/>
+        </w:rPr>
+        <w:t xml:space="preserve"> to causes or people </w:t>
+      </w:r>
+      <w:r>
+        <w:rPr>
+          <w:spacing w:val="1"/>
+        </w:rPr>
+        <w:t>I</w:t>
+      </w:r>
+      <w:r>
+        <w:rPr>
+          <w:spacing w:val="1"/>
+        </w:rPr>
+        <w:t xml:space="preserve"> care about</w:t>
+      </w:r>
+    </w:p>
+    <w:p>
+      <w:pPr>
+        <w:pStyle w:val="my-2"/>
+        <w:numPr>
+          <w:ilvl w:val="1"/>
+          <w:numId w:val="1"/>
+        </w:numPr>
+        <w:rPr>
+          <w:spacing w:val="1"/>
+        </w:rPr>
+      </w:pPr>
+      <w:r>
+        <w:rPr>
+          <w:spacing w:val="1"/>
+        </w:rPr>
+        <w:t>I</w:t>
+      </w:r>
+      <w:r>
+        <w:rPr>
+          <w:spacing w:val="1"/>
+        </w:rPr>
+        <w:t xml:space="preserve"> believe there are times in my life when I have risen up to the occasion that I have seen as my “calling” or “mission” </w:t>
+      </w:r>
+    </w:p>
+    <w:p>
+      <w:pPr>
+        <w:pStyle w:val="ListParagraph"/>
+        <w:ind w:left="1440"/>
+        <w:rPr>
+          <w:rFonts w:ascii="Times New Roman" w:hAnsi="Times New Roman" w:cs="Times New Roman"/>
+        </w:rPr>
+      </w:pPr>
+    </w:p>
+    <w:p>
+      <w:pPr>
+        <w:pStyle w:val="ListParagraph"/>
+        <w:numPr>
+          <w:ilvl w:val="0"/>
+          <w:numId w:val="1"/>
+        </w:numPr>
+        <w:rPr>
+          <w:rFonts w:ascii="Times New Roman" w:hAnsi="Times New Roman" w:cs="Times New Roman"/>
+        </w:rPr>
+      </w:pPr>
+      <w:r>
+        <w:rPr>
+          <w:rStyle w:val="Strong"/>
+          <w:rFonts w:ascii="Times New Roman" w:hAnsi="Times New Roman" w:cs="Times New Roman"/>
+          <w:b w:val="0"/>
+          <w:bCs w:val="0"/>
+          <w:spacing w:val="1"/>
+          <w:bdr w:val="single" w:sz="2" w:space="0" w:color="auto" w:frame="1"/>
+        </w:rPr>
+        <w:t>Downshift</w:t>
+      </w:r>
+      <w:r>
+        <w:rPr>
+          <w:rFonts w:ascii="Times New Roman" w:hAnsi="Times New Roman" w:cs="Times New Roman"/>
+          <w:spacing w:val="1"/>
+        </w:rPr>
+        <w:t>: Incorporating stress-relieving rituals such as naps, prayer, meditation, or social hours to reduce chronic inflammation caused by stress.</w:t>
+      </w:r>
+    </w:p>
+    <w:p>
+      <w:pPr>
+        <w:rPr>
+          <w:rFonts w:ascii="Times New Roman" w:hAnsi="Times New Roman" w:cs="Times New Roman"/>
+        </w:rPr>
+      </w:pPr>
+    </w:p>
+    <w:p>
+      <w:pPr>
+        <w:pStyle w:val="my-2"/>
+        <w:numPr>
+          <w:ilvl w:val="1"/>
+          <w:numId w:val="1"/>
+        </w:numPr>
+        <w:rPr>
+          <w:spacing w:val="1"/>
+        </w:rPr>
+      </w:pPr>
+      <w:r>
+        <w:rPr>
+          <w:spacing w:val="1"/>
+        </w:rPr>
+        <w:t xml:space="preserve">I </w:t>
+      </w:r>
+      <w:r>
+        <w:rPr>
+          <w:spacing w:val="1"/>
+        </w:rPr>
+        <w:t>have a daily routine for relaxing or unwinding</w:t>
+      </w:r>
+    </w:p>
+    <w:p>
+      <w:pPr>
+        <w:pStyle w:val="my-2"/>
+        <w:numPr>
+          <w:ilvl w:val="1"/>
+          <w:numId w:val="1"/>
+        </w:numPr>
+        <w:rPr>
+          <w:spacing w:val="1"/>
+        </w:rPr>
+      </w:pPr>
+      <w:r>
+        <w:rPr>
+          <w:spacing w:val="1"/>
+        </w:rPr>
+        <w:t>I</w:t>
+      </w:r>
+      <w:r>
+        <w:rPr>
+          <w:spacing w:val="1"/>
+        </w:rPr>
+        <w:t xml:space="preserve"> often meditate, pray, or practice mindfulness</w:t>
+      </w:r>
+    </w:p>
+    <w:p>
+      <w:pPr>
+        <w:pStyle w:val="my-2"/>
+        <w:numPr>
+          <w:ilvl w:val="1"/>
+          <w:numId w:val="1"/>
+        </w:numPr>
+        <w:rPr>
+          <w:spacing w:val="1"/>
+        </w:rPr>
+      </w:pPr>
+      <w:r>
+        <w:rPr>
+          <w:spacing w:val="1"/>
+        </w:rPr>
+        <w:t>N</w:t>
+      </w:r>
+      <w:r>
+        <w:rPr>
+          <w:spacing w:val="1"/>
+        </w:rPr>
+        <w:t xml:space="preserve">aps, quiet time, or leisure breaks </w:t>
+      </w:r>
+      <w:r>
+        <w:rPr>
+          <w:spacing w:val="1"/>
+        </w:rPr>
+        <w:t xml:space="preserve">are a </w:t>
+      </w:r>
+      <w:r>
+        <w:rPr>
+          <w:spacing w:val="1"/>
+        </w:rPr>
+        <w:t xml:space="preserve">part of </w:t>
+      </w:r>
+      <w:r>
+        <w:rPr>
+          <w:spacing w:val="1"/>
+        </w:rPr>
+        <w:t>my</w:t>
+      </w:r>
+      <w:r>
+        <w:rPr>
+          <w:spacing w:val="1"/>
+        </w:rPr>
+        <w:t xml:space="preserve"> day</w:t>
+      </w:r>
+    </w:p>
+    <w:p>
+      <w:pPr>
+        <w:pStyle w:val="my-2"/>
+        <w:numPr>
+          <w:ilvl w:val="1"/>
+          <w:numId w:val="1"/>
+        </w:numPr>
+        <w:rPr>
+          <w:spacing w:val="1"/>
+        </w:rPr>
+      </w:pPr>
+      <w:r>
+        <w:rPr>
+          <w:spacing w:val="1"/>
+        </w:rPr>
+        <w:t>I have healthy coping strategies for stress</w:t>
+      </w:r>
+    </w:p>
+    <w:p>
+      <w:pPr>
+        <w:pStyle w:val="my-2"/>
+        <w:numPr>
+          <w:ilvl w:val="1"/>
+          <w:numId w:val="1"/>
+        </w:numPr>
+        <w:rPr>
+          <w:spacing w:val="1"/>
+        </w:rPr>
+      </w:pPr>
+      <w:r>
+        <w:rPr>
+          <w:spacing w:val="1"/>
+        </w:rPr>
+        <w:t xml:space="preserve">I often </w:t>
+      </w:r>
+      <w:r>
+        <w:rPr>
+          <w:spacing w:val="1"/>
+        </w:rPr>
+        <w:t>engage in spiritual or calming practices</w:t>
+      </w:r>
+    </w:p>
+    <w:p>
+      <w:pPr>
+        <w:pStyle w:val="my-2"/>
+        <w:numPr>
+          <w:ilvl w:val="1"/>
+          <w:numId w:val="1"/>
+        </w:numPr>
+        <w:rPr>
+          <w:spacing w:val="1"/>
+        </w:rPr>
+      </w:pPr>
+      <w:r>
+        <w:rPr>
+          <w:spacing w:val="1"/>
+        </w:rPr>
+        <w:t>I am aware of</w:t>
+      </w:r>
+      <w:r>
+        <w:rPr>
+          <w:spacing w:val="1"/>
+        </w:rPr>
+        <w:t xml:space="preserve"> when stress is affecting </w:t>
+      </w:r>
+      <w:r>
+        <w:rPr>
+          <w:spacing w:val="1"/>
+        </w:rPr>
+        <w:t>my</w:t>
+      </w:r>
+      <w:r>
+        <w:rPr>
+          <w:spacing w:val="1"/>
+        </w:rPr>
+        <w:t xml:space="preserve"> mood or decisions</w:t>
+      </w:r>
+    </w:p>
+    <w:p>
+      <w:pPr>
+        <w:pStyle w:val="my-2"/>
+        <w:numPr>
+          <w:ilvl w:val="1"/>
+          <w:numId w:val="1"/>
+        </w:numPr>
+        <w:rPr>
+          <w:spacing w:val="1"/>
+        </w:rPr>
+      </w:pPr>
+      <w:r>
+        <w:rPr>
+          <w:spacing w:val="1"/>
+        </w:rPr>
+        <w:t>I have rituals and habits I</w:t>
+      </w:r>
+      <w:r>
+        <w:rPr>
+          <w:spacing w:val="1"/>
+        </w:rPr>
+        <w:t xml:space="preserve"> use to transition from work to home life</w:t>
+      </w:r>
+    </w:p>
+    <w:p>
+      <w:pPr>
+        <w:pStyle w:val="my-2"/>
+        <w:numPr>
+          <w:ilvl w:val="1"/>
+          <w:numId w:val="1"/>
+        </w:numPr>
+        <w:rPr>
+          <w:spacing w:val="1"/>
+        </w:rPr>
+      </w:pPr>
+      <w:r>
+        <w:rPr>
+          <w:spacing w:val="1"/>
+        </w:rPr>
+        <w:t>I have techniques</w:t>
+      </w:r>
+      <w:r>
+        <w:rPr>
+          <w:spacing w:val="1"/>
+        </w:rPr>
+        <w:t xml:space="preserve"> for winding down before bed</w:t>
+      </w:r>
+      <w:r>
+        <w:rPr>
+          <w:spacing w:val="1"/>
+        </w:rPr>
+        <w:t xml:space="preserve"> that does not include screentime</w:t>
+      </w:r>
+    </w:p>
+    <w:p>
+      <w:pPr>
+        <w:pStyle w:val="my-2"/>
+        <w:numPr>
+          <w:ilvl w:val="1"/>
+          <w:numId w:val="1"/>
+        </w:numPr>
+        <w:rPr>
+          <w:spacing w:val="1"/>
+        </w:rPr>
+      </w:pPr>
+      <w:r>
+        <w:rPr>
+          <w:spacing w:val="1"/>
+        </w:rPr>
+        <w:t xml:space="preserve">Overall, I </w:t>
+      </w:r>
+      <w:r>
+        <w:rPr>
+          <w:spacing w:val="1"/>
+        </w:rPr>
+        <w:t>manage day-to-day stress</w:t>
+      </w:r>
+      <w:r>
+        <w:rPr>
+          <w:spacing w:val="1"/>
+        </w:rPr>
+        <w:t xml:space="preserve"> very well</w:t>
+      </w:r>
+    </w:p>
+    <w:p>
+      <w:pPr>
+        <w:pStyle w:val="ListParagraph"/>
+        <w:rPr>
+          <w:rFonts w:ascii="Times New Roman" w:hAnsi="Times New Roman" w:cs="Times New Roman"/>
+        </w:rPr>
+      </w:pPr>
+    </w:p>
+    <w:p>
+      <w:pPr>
+        <w:pStyle w:val="ListParagraph"/>
+        <w:numPr>
+          <w:ilvl w:val="0"/>
+          <w:numId w:val="1"/>
+        </w:numPr>
+        <w:rPr>
+          <w:rFonts w:ascii="Times New Roman" w:hAnsi="Times New Roman" w:cs="Times New Roman"/>
+        </w:rPr>
+      </w:pPr>
+      <w:r>
+        <w:rPr>
+          <w:rStyle w:val="Strong"/>
+          <w:rFonts w:ascii="Times New Roman" w:hAnsi="Times New Roman" w:cs="Times New Roman"/>
+          <w:b w:val="0"/>
+          <w:bCs w:val="0"/>
+          <w:spacing w:val="1"/>
+          <w:bdr w:val="single" w:sz="2" w:space="0" w:color="auto" w:frame="1"/>
+        </w:rPr>
+        <w:t>80% Rule</w:t>
+      </w:r>
+      <w:r>
+        <w:rPr>
+          <w:rFonts w:ascii="Times New Roman" w:hAnsi="Times New Roman" w:cs="Times New Roman"/>
+          <w:spacing w:val="1"/>
+        </w:rPr>
+        <w:t xml:space="preserve">: Practicing moderation by eating until you are 80% full (“Hara </w:t>
+      </w:r>
+      <w:proofErr w:type="spellStart"/>
+      <w:r>
+        <w:rPr>
+          <w:rFonts w:ascii="Times New Roman" w:hAnsi="Times New Roman" w:cs="Times New Roman"/>
+          <w:spacing w:val="1"/>
+        </w:rPr>
+        <w:t>Hachi</w:t>
+      </w:r>
+      <w:proofErr w:type="spellEnd"/>
+      <w:r>
+        <w:rPr>
+          <w:rFonts w:ascii="Times New Roman" w:hAnsi="Times New Roman" w:cs="Times New Roman"/>
+          <w:spacing w:val="1"/>
+        </w:rPr>
+        <w:t xml:space="preserve"> Bu” in Okinawa), which helps prevent overeating and supports metabolic health.</w:t>
+      </w:r>
+    </w:p>
+    <w:p>
+      <w:pPr>
+        <w:pStyle w:val="my-2"/>
+        <w:numPr>
+          <w:ilvl w:val="1"/>
+          <w:numId w:val="1"/>
+        </w:numPr>
+        <w:rPr>
+          <w:spacing w:val="1"/>
+        </w:rPr>
+      </w:pPr>
+      <w:r>
+        <w:rPr>
+          <w:spacing w:val="1"/>
+        </w:rPr>
+        <w:t>I</w:t>
+      </w:r>
+      <w:r>
+        <w:rPr>
+          <w:spacing w:val="1"/>
+        </w:rPr>
+        <w:t xml:space="preserve"> practice portion control </w:t>
+      </w:r>
+      <w:r>
+        <w:rPr>
+          <w:spacing w:val="1"/>
+        </w:rPr>
+        <w:t xml:space="preserve">and </w:t>
+      </w:r>
+      <w:r>
+        <w:rPr>
+          <w:spacing w:val="1"/>
+        </w:rPr>
+        <w:t>put food away when full</w:t>
+      </w:r>
+    </w:p>
+    <w:p>
+      <w:pPr>
+        <w:pStyle w:val="my-2"/>
+        <w:numPr>
+          <w:ilvl w:val="1"/>
+          <w:numId w:val="1"/>
+        </w:numPr>
+        <w:rPr>
+          <w:spacing w:val="1"/>
+        </w:rPr>
+      </w:pPr>
+      <w:r>
+        <w:rPr>
+          <w:spacing w:val="1"/>
+        </w:rPr>
+        <w:t>My</w:t>
+      </w:r>
+      <w:r>
+        <w:rPr>
+          <w:spacing w:val="1"/>
+        </w:rPr>
+        <w:t xml:space="preserve"> family</w:t>
+      </w:r>
+      <w:r>
+        <w:rPr>
+          <w:spacing w:val="1"/>
+        </w:rPr>
+        <w:t>/</w:t>
+      </w:r>
+      <w:r>
+        <w:rPr>
+          <w:spacing w:val="1"/>
+        </w:rPr>
+        <w:t>cultur</w:t>
+      </w:r>
+      <w:r>
+        <w:rPr>
+          <w:spacing w:val="1"/>
+        </w:rPr>
+        <w:t>e has</w:t>
+      </w:r>
+      <w:r>
+        <w:rPr>
+          <w:spacing w:val="1"/>
+        </w:rPr>
+        <w:t xml:space="preserve"> sayings about moderation that </w:t>
+      </w:r>
+      <w:r>
+        <w:rPr>
+          <w:spacing w:val="1"/>
+        </w:rPr>
+        <w:t>I</w:t>
+      </w:r>
+      <w:r>
+        <w:rPr>
+          <w:spacing w:val="1"/>
+        </w:rPr>
+        <w:t xml:space="preserve"> </w:t>
+      </w:r>
+      <w:r>
+        <w:rPr>
+          <w:spacing w:val="1"/>
+        </w:rPr>
+        <w:t xml:space="preserve">incorporate daily </w:t>
+      </w:r>
+    </w:p>
+    <w:p>
+      <w:pPr>
+        <w:pStyle w:val="my-2"/>
+        <w:numPr>
+          <w:ilvl w:val="1"/>
+          <w:numId w:val="1"/>
+        </w:numPr>
+        <w:rPr>
+          <w:spacing w:val="1"/>
+        </w:rPr>
+      </w:pPr>
+      <w:r>
+        <w:rPr>
+          <w:spacing w:val="1"/>
+        </w:rPr>
+        <w:t>I never</w:t>
+      </w:r>
+      <w:r>
+        <w:rPr>
+          <w:spacing w:val="1"/>
+        </w:rPr>
+        <w:t xml:space="preserve"> ever eat until overly full, or stop before feeling stuffed</w:t>
+      </w:r>
+    </w:p>
+    <w:p>
+      <w:pPr>
+        <w:pStyle w:val="my-2"/>
+        <w:numPr>
+          <w:ilvl w:val="1"/>
+          <w:numId w:val="1"/>
+        </w:numPr>
+        <w:rPr>
+          <w:spacing w:val="1"/>
+        </w:rPr>
+      </w:pPr>
+      <w:r>
+        <w:rPr>
+          <w:spacing w:val="1"/>
+        </w:rPr>
+        <w:t xml:space="preserve">I purposefully </w:t>
+      </w:r>
+      <w:r>
+        <w:rPr>
+          <w:spacing w:val="1"/>
+        </w:rPr>
+        <w:t xml:space="preserve">eat slower </w:t>
+      </w:r>
+      <w:r>
+        <w:rPr>
+          <w:spacing w:val="1"/>
+        </w:rPr>
+        <w:t>so I can control my hunger signals</w:t>
+      </w:r>
+    </w:p>
+    <w:p>
+      <w:pPr>
+        <w:pStyle w:val="my-2"/>
+        <w:numPr>
+          <w:ilvl w:val="1"/>
+          <w:numId w:val="1"/>
+        </w:numPr>
+        <w:rPr>
+          <w:spacing w:val="1"/>
+        </w:rPr>
+      </w:pPr>
+      <w:r>
+        <w:rPr>
+          <w:spacing w:val="1"/>
+        </w:rPr>
+        <w:t xml:space="preserve">I have developed habits that prevent me from overeating </w:t>
+      </w:r>
+    </w:p>
+    <w:p>
+      <w:pPr>
+        <w:pStyle w:val="my-2"/>
+        <w:numPr>
+          <w:ilvl w:val="1"/>
+          <w:numId w:val="1"/>
+        </w:numPr>
+        <w:rPr>
+          <w:spacing w:val="1"/>
+        </w:rPr>
+      </w:pPr>
+      <w:r>
+        <w:rPr>
+          <w:spacing w:val="1"/>
+        </w:rPr>
+        <w:t xml:space="preserve">I use </w:t>
+      </w:r>
+      <w:r>
+        <w:rPr>
+          <w:spacing w:val="1"/>
+        </w:rPr>
+        <w:t xml:space="preserve">smaller plates or bowls </w:t>
+      </w:r>
+      <w:r>
+        <w:rPr>
+          <w:spacing w:val="1"/>
+        </w:rPr>
+        <w:t>sometimes,</w:t>
+      </w:r>
+      <w:r>
+        <w:rPr>
+          <w:spacing w:val="1"/>
+        </w:rPr>
+        <w:t xml:space="preserve"> to help manage portions</w:t>
+      </w:r>
+    </w:p>
+    <w:p>
+      <w:pPr>
+        <w:pStyle w:val="my-2"/>
+        <w:numPr>
+          <w:ilvl w:val="1"/>
+          <w:numId w:val="1"/>
+        </w:numPr>
+        <w:rPr>
+          <w:spacing w:val="1"/>
+        </w:rPr>
+      </w:pPr>
+      <w:r>
+        <w:rPr>
+          <w:spacing w:val="1"/>
+        </w:rPr>
+        <w:t xml:space="preserve">I </w:t>
+      </w:r>
+      <w:r>
+        <w:rPr>
+          <w:spacing w:val="1"/>
+        </w:rPr>
+        <w:t>eat mindfully, without watching TV or multitasking</w:t>
+      </w:r>
+    </w:p>
+    <w:p>
+      <w:pPr>
+        <w:pStyle w:val="ListParagraph"/>
+        <w:ind w:left="1440"/>
+        <w:rPr>
+          <w:rFonts w:ascii="Times New Roman" w:hAnsi="Times New Roman" w:cs="Times New Roman"/>
+        </w:rPr>
+      </w:pPr>
+    </w:p>
+    <w:p>
+      <w:pPr>
+        <w:pStyle w:val="ListParagraph"/>
+        <w:numPr>
+          <w:ilvl w:val="0"/>
+          <w:numId w:val="1"/>
+        </w:numPr>
+        <w:rPr>
+          <w:rFonts w:ascii="Times New Roman" w:hAnsi="Times New Roman" w:cs="Times New Roman"/>
+        </w:rPr>
+      </w:pPr>
+      <w:r>
+        <w:rPr>
+          <w:rStyle w:val="Strong"/>
+          <w:rFonts w:ascii="Times New Roman" w:hAnsi="Times New Roman" w:cs="Times New Roman"/>
+          <w:b w:val="0"/>
+          <w:bCs w:val="0"/>
+          <w:spacing w:val="1"/>
+          <w:bdr w:val="single" w:sz="2" w:space="0" w:color="auto" w:frame="1"/>
+        </w:rPr>
+        <w:t>Plant Slant</w:t>
+      </w:r>
+      <w:r>
+        <w:rPr>
+          <w:rFonts w:ascii="Times New Roman" w:hAnsi="Times New Roman" w:cs="Times New Roman"/>
+          <w:spacing w:val="1"/>
+        </w:rPr>
+        <w:t>: Centering meals around plant-based foods</w:t>
+      </w:r>
+      <w:r>
+        <w:rPr>
+          <w:rFonts w:ascii="Times New Roman" w:hAnsi="Times New Roman" w:cs="Times New Roman"/>
+          <w:spacing w:val="1"/>
+        </w:rPr>
+        <w:t xml:space="preserve"> </w:t>
+      </w:r>
+      <w:r>
+        <w:rPr>
+          <w:rFonts w:ascii="Times New Roman" w:hAnsi="Times New Roman" w:cs="Times New Roman"/>
+          <w:spacing w:val="1"/>
+        </w:rPr>
+        <w:t>and limiting meat intake.</w:t>
+      </w:r>
+    </w:p>
+    <w:p>
+      <w:pPr>
+        <w:pStyle w:val="my-2"/>
+        <w:numPr>
+          <w:ilvl w:val="1"/>
+          <w:numId w:val="1"/>
+        </w:numPr>
+        <w:rPr>
+          <w:spacing w:val="1"/>
+        </w:rPr>
+      </w:pPr>
+      <w:r>
+        <w:rPr>
+          <w:spacing w:val="1"/>
+        </w:rPr>
+        <w:t xml:space="preserve">I try to eat vegetables or fruits with every single meal </w:t>
+      </w:r>
+    </w:p>
+    <w:p>
+      <w:pPr>
+        <w:pStyle w:val="my-2"/>
+        <w:numPr>
+          <w:ilvl w:val="1"/>
+          <w:numId w:val="1"/>
+        </w:numPr>
+        <w:rPr>
+          <w:spacing w:val="1"/>
+        </w:rPr>
+      </w:pPr>
+      <w:r>
+        <w:rPr>
+          <w:spacing w:val="1"/>
+        </w:rPr>
+        <w:t>I frequently eat</w:t>
+      </w:r>
+      <w:r>
+        <w:rPr>
+          <w:spacing w:val="1"/>
+        </w:rPr>
+        <w:t xml:space="preserve"> nuts and seeds </w:t>
+      </w:r>
+      <w:r>
+        <w:rPr>
+          <w:spacing w:val="1"/>
+        </w:rPr>
+        <w:t>in my</w:t>
+      </w:r>
+      <w:r>
+        <w:rPr>
+          <w:spacing w:val="1"/>
+        </w:rPr>
+        <w:t xml:space="preserve"> diet</w:t>
+      </w:r>
+    </w:p>
+    <w:p>
+      <w:pPr>
+        <w:pStyle w:val="my-2"/>
+        <w:numPr>
+          <w:ilvl w:val="1"/>
+          <w:numId w:val="1"/>
+        </w:numPr>
+        <w:rPr>
+          <w:spacing w:val="1"/>
+        </w:rPr>
+      </w:pPr>
+      <w:r>
+        <w:rPr>
+          <w:spacing w:val="1"/>
+        </w:rPr>
+        <w:t xml:space="preserve">I do not eat fast food regularly </w:t>
+      </w:r>
+    </w:p>
+    <w:p>
+      <w:pPr>
+        <w:pStyle w:val="my-2"/>
+        <w:numPr>
+          <w:ilvl w:val="1"/>
+          <w:numId w:val="1"/>
+        </w:numPr>
+        <w:rPr>
+          <w:spacing w:val="1"/>
+        </w:rPr>
+      </w:pPr>
+      <w:r>
+        <w:rPr>
+          <w:spacing w:val="1"/>
+        </w:rPr>
+        <w:t xml:space="preserve">I eat a lot </w:t>
+      </w:r>
+      <w:r>
+        <w:rPr>
+          <w:spacing w:val="1"/>
+        </w:rPr>
+        <w:t>fruit</w:t>
+      </w:r>
+      <w:r>
+        <w:rPr>
+          <w:spacing w:val="1"/>
+        </w:rPr>
+        <w:t xml:space="preserve"> as</w:t>
+      </w:r>
+      <w:r>
+        <w:rPr>
+          <w:spacing w:val="1"/>
+        </w:rPr>
+        <w:t xml:space="preserve"> a part of </w:t>
+      </w:r>
+      <w:r>
+        <w:rPr>
+          <w:spacing w:val="1"/>
+        </w:rPr>
+        <w:t>my</w:t>
+      </w:r>
+      <w:r>
+        <w:rPr>
+          <w:spacing w:val="1"/>
+        </w:rPr>
+        <w:t xml:space="preserve"> usual snacks or desserts</w:t>
+      </w:r>
+    </w:p>
+    <w:p>
+      <w:pPr>
+        <w:pStyle w:val="my-2"/>
+        <w:numPr>
+          <w:ilvl w:val="1"/>
+          <w:numId w:val="1"/>
+        </w:numPr>
+        <w:rPr>
+          <w:spacing w:val="1"/>
+        </w:rPr>
+      </w:pPr>
+      <w:r>
+        <w:rPr>
+          <w:spacing w:val="1"/>
+        </w:rPr>
+        <w:t xml:space="preserve">A lot of my protein source is derived from animals </w:t>
+      </w:r>
+    </w:p>
+    <w:p>
+      <w:pPr>
+        <w:pStyle w:val="my-2"/>
+        <w:numPr>
+          <w:ilvl w:val="1"/>
+          <w:numId w:val="1"/>
+        </w:numPr>
+        <w:rPr>
+          <w:spacing w:val="1"/>
+        </w:rPr>
+      </w:pPr>
+      <w:r>
+        <w:rPr>
+          <w:spacing w:val="1"/>
+        </w:rPr>
+        <w:t xml:space="preserve">I try to shop for fresh and seasonal produce whenever I can </w:t>
+      </w:r>
+    </w:p>
+    <w:p>
+      <w:pPr>
+        <w:pStyle w:val="my-2"/>
+        <w:numPr>
+          <w:ilvl w:val="1"/>
+          <w:numId w:val="1"/>
+        </w:numPr>
+        <w:rPr>
+          <w:spacing w:val="1"/>
+        </w:rPr>
+      </w:pPr>
+      <w:r>
+        <w:rPr>
+          <w:spacing w:val="1"/>
+        </w:rPr>
+        <w:t>I always try to</w:t>
+      </w:r>
+      <w:r>
+        <w:rPr>
+          <w:spacing w:val="1"/>
+        </w:rPr>
+        <w:t xml:space="preserve"> keep beans, whole grains, and vegetables stocked at home</w:t>
+      </w:r>
+    </w:p>
+    <w:p>
+      <w:pPr>
+        <w:pStyle w:val="ListParagraph"/>
+        <w:ind w:left="1440"/>
+        <w:rPr>
+          <w:rFonts w:ascii="Times New Roman" w:hAnsi="Times New Roman" w:cs="Times New Roman"/>
+        </w:rPr>
+      </w:pPr>
+    </w:p>
+    <w:p>
+      <w:pPr>
+        <w:pStyle w:val="ListParagraph"/>
+        <w:numPr>
+          <w:ilvl w:val="0"/>
+          <w:numId w:val="1"/>
+        </w:numPr>
+        <w:rPr>
+          <w:rFonts w:ascii="Times New Roman" w:hAnsi="Times New Roman" w:cs="Times New Roman"/>
+        </w:rPr>
+      </w:pPr>
+      <w:r>
+        <w:rPr>
+          <w:rStyle w:val="Strong"/>
+          <w:rFonts w:ascii="Times New Roman" w:hAnsi="Times New Roman" w:cs="Times New Roman"/>
+          <w:b w:val="0"/>
+          <w:bCs w:val="0"/>
+          <w:color w:val="FF0000"/>
+          <w:spacing w:val="1"/>
+          <w:bdr w:val="single" w:sz="2" w:space="0" w:color="auto" w:frame="1"/>
+        </w:rPr>
+        <w:t>Wine</w:t>
+      </w:r>
+      <w:r>
+        <w:rPr>
+          <w:rFonts w:ascii="Times New Roman" w:hAnsi="Times New Roman" w:cs="Times New Roman"/>
+          <w:spacing w:val="1"/>
+        </w:rPr>
+        <w:t>: Enjoying moderate, routine consumption of wine (often with friends or food), though not all Blue Zones practice this.</w:t>
+      </w:r>
+    </w:p>
+    <w:p>
+      <w:pPr>
+        <w:numPr>
+          <w:ilvl w:val="1"/>
+          <w:numId w:val="1"/>
+        </w:numPr>
+        <w:spacing w:before="100" w:beforeAutospacing="1" w:after="100" w:afterAutospacing="1"/>
+        <w:rPr>
+          <w:rFonts w:ascii="Times New Roman" w:eastAsia="Times New Roman" w:hAnsi="Times New Roman" w:cs="Times New Roman"/>
+          <w:spacing w:val="1"/>
+        </w:rPr>
+      </w:pPr>
+      <w:r>
+        <w:rPr>
+          <w:rFonts w:ascii="Times New Roman" w:eastAsia="Times New Roman" w:hAnsi="Times New Roman" w:cs="Times New Roman"/>
+          <w:spacing w:val="1"/>
+        </w:rPr>
+        <w:t xml:space="preserve">My drinking occasions are usually social and routine </w:t>
+      </w:r>
+    </w:p>
+    <w:p>
+      <w:pPr>
+        <w:numPr>
+          <w:ilvl w:val="1"/>
+          <w:numId w:val="1"/>
+        </w:numPr>
+        <w:spacing w:before="100" w:beforeAutospacing="1" w:after="100" w:afterAutospacing="1"/>
+        <w:rPr>
+          <w:rFonts w:ascii="Times New Roman" w:eastAsia="Times New Roman" w:hAnsi="Times New Roman" w:cs="Times New Roman"/>
+          <w:spacing w:val="1"/>
+        </w:rPr>
+      </w:pPr>
+      <w:r>
+        <w:rPr>
+          <w:rFonts w:ascii="Times New Roman" w:eastAsia="Times New Roman" w:hAnsi="Times New Roman" w:cs="Times New Roman"/>
+          <w:spacing w:val="1"/>
+        </w:rPr>
+        <w:t>I</w:t>
+      </w:r>
+      <w:r>
+        <w:rPr>
+          <w:rFonts w:ascii="Times New Roman" w:eastAsia="Times New Roman" w:hAnsi="Times New Roman" w:cs="Times New Roman"/>
+          <w:spacing w:val="1"/>
+        </w:rPr>
+        <w:t xml:space="preserve"> limit alcohol intake to moderate amounts</w:t>
+      </w:r>
+    </w:p>
+    <w:p>
+      <w:pPr>
+        <w:numPr>
+          <w:ilvl w:val="1"/>
+          <w:numId w:val="1"/>
+        </w:numPr>
+        <w:spacing w:before="100" w:beforeAutospacing="1" w:after="100" w:afterAutospacing="1"/>
+        <w:rPr>
+          <w:rFonts w:ascii="Times New Roman" w:eastAsia="Times New Roman" w:hAnsi="Times New Roman" w:cs="Times New Roman"/>
+          <w:spacing w:val="1"/>
+        </w:rPr>
+      </w:pPr>
+      <w:r>
+        <w:rPr>
+          <w:rFonts w:ascii="Times New Roman" w:eastAsia="Times New Roman" w:hAnsi="Times New Roman" w:cs="Times New Roman"/>
+          <w:spacing w:val="1"/>
+        </w:rPr>
+        <w:t>I rarely drink alone</w:t>
+      </w:r>
+    </w:p>
+    <w:p>
+      <w:pPr>
+        <w:numPr>
+          <w:ilvl w:val="1"/>
+          <w:numId w:val="1"/>
+        </w:numPr>
+        <w:spacing w:before="100" w:beforeAutospacing="1" w:after="100" w:afterAutospacing="1"/>
+        <w:rPr>
+          <w:rFonts w:ascii="Times New Roman" w:eastAsia="Times New Roman" w:hAnsi="Times New Roman" w:cs="Times New Roman"/>
+          <w:spacing w:val="1"/>
+        </w:rPr>
+      </w:pPr>
+      <w:r>
+        <w:rPr>
+          <w:rFonts w:ascii="Times New Roman" w:eastAsia="Times New Roman" w:hAnsi="Times New Roman" w:cs="Times New Roman"/>
+          <w:spacing w:val="1"/>
+        </w:rPr>
+        <w:t xml:space="preserve">I am </w:t>
+      </w:r>
+      <w:r>
+        <w:rPr>
+          <w:rFonts w:ascii="Times New Roman" w:eastAsia="Times New Roman" w:hAnsi="Times New Roman" w:cs="Times New Roman"/>
+          <w:spacing w:val="1"/>
+        </w:rPr>
+        <w:t>aware of recommended guidelines for alcohol consumption</w:t>
+      </w:r>
+    </w:p>
+    <w:p>
+      <w:pPr>
+        <w:numPr>
+          <w:ilvl w:val="1"/>
+          <w:numId w:val="1"/>
+        </w:numPr>
+        <w:spacing w:before="100" w:beforeAutospacing="1" w:after="100" w:afterAutospacing="1"/>
+        <w:rPr>
+          <w:rFonts w:ascii="Times New Roman" w:eastAsia="Times New Roman" w:hAnsi="Times New Roman" w:cs="Times New Roman"/>
+          <w:spacing w:val="1"/>
+        </w:rPr>
+      </w:pPr>
+      <w:r>
+        <w:rPr>
+          <w:rFonts w:ascii="Times New Roman" w:eastAsia="Times New Roman" w:hAnsi="Times New Roman" w:cs="Times New Roman"/>
+          <w:spacing w:val="1"/>
+        </w:rPr>
+        <w:t xml:space="preserve">I </w:t>
+      </w:r>
+      <w:r>
+        <w:rPr>
+          <w:rFonts w:ascii="Times New Roman" w:eastAsia="Times New Roman" w:hAnsi="Times New Roman" w:cs="Times New Roman"/>
+          <w:spacing w:val="1"/>
+        </w:rPr>
+        <w:t>abstain from alcohol for religious or personal reasons</w:t>
+      </w:r>
+    </w:p>
+    <w:p>
+      <w:pPr>
+        <w:rPr>
+          <w:rFonts w:ascii="Times New Roman" w:hAnsi="Times New Roman" w:cs="Times New Roman"/>
+        </w:rPr>
+      </w:pPr>
+    </w:p>
+    <w:p>
+      <w:pPr>
+        <w:pStyle w:val="ListParagraph"/>
+        <w:numPr>
+          <w:ilvl w:val="0"/>
+          <w:numId w:val="1"/>
+        </w:numPr>
+        <w:rPr>
+          <w:rFonts w:ascii="Times New Roman" w:hAnsi="Times New Roman" w:cs="Times New Roman"/>
+        </w:rPr>
+      </w:pPr>
+      <w:r>
+        <w:rPr>
+          <w:rStyle w:val="Strong"/>
+          <w:rFonts w:ascii="Times New Roman" w:hAnsi="Times New Roman" w:cs="Times New Roman"/>
+          <w:b w:val="0"/>
+          <w:bCs w:val="0"/>
+          <w:color w:val="FF0000"/>
+          <w:spacing w:val="1"/>
+          <w:bdr w:val="single" w:sz="2" w:space="0" w:color="auto" w:frame="1"/>
+        </w:rPr>
+        <w:t>Belong</w:t>
+      </w:r>
+      <w:r>
+        <w:rPr>
+          <w:rFonts w:ascii="Times New Roman" w:hAnsi="Times New Roman" w:cs="Times New Roman"/>
+          <w:spacing w:val="1"/>
+        </w:rPr>
+        <w:t>: Regular involvement in faith-based or spiritual communities, which is associated with longer life expectancy regardless of denomination</w:t>
+      </w:r>
+    </w:p>
+    <w:p>
+      <w:pPr>
+        <w:numPr>
+          <w:ilvl w:val="1"/>
+          <w:numId w:val="1"/>
+        </w:numPr>
+        <w:spacing w:before="100" w:beforeAutospacing="1" w:after="100" w:afterAutospacing="1"/>
+        <w:rPr>
+          <w:rFonts w:ascii="Times New Roman" w:eastAsia="Times New Roman" w:hAnsi="Times New Roman" w:cs="Times New Roman"/>
+          <w:spacing w:val="1"/>
+        </w:rPr>
+      </w:pPr>
+      <w:r>
+        <w:rPr>
+          <w:rFonts w:ascii="Times New Roman" w:eastAsia="Times New Roman" w:hAnsi="Times New Roman" w:cs="Times New Roman"/>
+          <w:spacing w:val="1"/>
+        </w:rPr>
+        <w:t>I am</w:t>
+      </w:r>
+      <w:r>
+        <w:rPr>
+          <w:rFonts w:ascii="Times New Roman" w:eastAsia="Times New Roman" w:hAnsi="Times New Roman" w:cs="Times New Roman"/>
+          <w:spacing w:val="1"/>
+        </w:rPr>
+        <w:t xml:space="preserve"> a member of a faith or spiritual community</w:t>
+      </w:r>
+    </w:p>
+    <w:p>
+      <w:pPr>
+        <w:numPr>
+          <w:ilvl w:val="1"/>
+          <w:numId w:val="1"/>
+        </w:numPr>
+        <w:spacing w:before="100" w:beforeAutospacing="1" w:after="100" w:afterAutospacing="1"/>
+        <w:rPr>
+          <w:rFonts w:ascii="Times New Roman" w:eastAsia="Times New Roman" w:hAnsi="Times New Roman" w:cs="Times New Roman"/>
+          <w:spacing w:val="1"/>
+        </w:rPr>
+      </w:pPr>
+      <w:r>
+        <w:rPr>
+          <w:rFonts w:ascii="Times New Roman" w:eastAsia="Times New Roman" w:hAnsi="Times New Roman" w:cs="Times New Roman"/>
+          <w:spacing w:val="1"/>
+        </w:rPr>
+        <w:t>S</w:t>
+      </w:r>
+      <w:r>
+        <w:rPr>
+          <w:rFonts w:ascii="Times New Roman" w:eastAsia="Times New Roman" w:hAnsi="Times New Roman" w:cs="Times New Roman"/>
+          <w:spacing w:val="1"/>
+        </w:rPr>
+        <w:t xml:space="preserve">piritual beliefs a source of support in </w:t>
+      </w:r>
+      <w:r>
+        <w:rPr>
+          <w:rFonts w:ascii="Times New Roman" w:eastAsia="Times New Roman" w:hAnsi="Times New Roman" w:cs="Times New Roman"/>
+          <w:spacing w:val="1"/>
+        </w:rPr>
+        <w:t>my</w:t>
+      </w:r>
+      <w:r>
+        <w:rPr>
+          <w:rFonts w:ascii="Times New Roman" w:eastAsia="Times New Roman" w:hAnsi="Times New Roman" w:cs="Times New Roman"/>
+          <w:spacing w:val="1"/>
+        </w:rPr>
+        <w:t xml:space="preserve"> life</w:t>
+      </w:r>
+    </w:p>
+    <w:p>
+      <w:pPr>
+        <w:numPr>
+          <w:ilvl w:val="1"/>
+          <w:numId w:val="1"/>
+        </w:numPr>
+        <w:spacing w:before="100" w:beforeAutospacing="1" w:after="100" w:afterAutospacing="1"/>
+        <w:rPr>
+          <w:rFonts w:ascii="Times New Roman" w:eastAsia="Times New Roman" w:hAnsi="Times New Roman" w:cs="Times New Roman"/>
+          <w:spacing w:val="1"/>
+        </w:rPr>
+      </w:pPr>
+      <w:r>
+        <w:rPr>
+          <w:rFonts w:ascii="Times New Roman" w:eastAsia="Times New Roman" w:hAnsi="Times New Roman" w:cs="Times New Roman"/>
+          <w:spacing w:val="1"/>
+        </w:rPr>
+        <w:t xml:space="preserve">I </w:t>
+      </w:r>
+      <w:r>
+        <w:rPr>
+          <w:rFonts w:ascii="Times New Roman" w:eastAsia="Times New Roman" w:hAnsi="Times New Roman" w:cs="Times New Roman"/>
+          <w:spacing w:val="1"/>
+        </w:rPr>
+        <w:t xml:space="preserve">have strong relationships within </w:t>
+      </w:r>
+      <w:r>
+        <w:rPr>
+          <w:rFonts w:ascii="Times New Roman" w:eastAsia="Times New Roman" w:hAnsi="Times New Roman" w:cs="Times New Roman"/>
+          <w:spacing w:val="1"/>
+        </w:rPr>
+        <w:t>my</w:t>
+      </w:r>
+      <w:r>
+        <w:rPr>
+          <w:rFonts w:ascii="Times New Roman" w:eastAsia="Times New Roman" w:hAnsi="Times New Roman" w:cs="Times New Roman"/>
+          <w:spacing w:val="1"/>
+        </w:rPr>
+        <w:t xml:space="preserve"> faith/spiritual group</w:t>
+      </w:r>
+    </w:p>
+    <w:p>
+      <w:pPr>
+        <w:numPr>
+          <w:ilvl w:val="1"/>
+          <w:numId w:val="1"/>
+        </w:numPr>
+        <w:spacing w:before="100" w:beforeAutospacing="1" w:after="100" w:afterAutospacing="1"/>
+        <w:rPr>
+          <w:rFonts w:ascii="Times New Roman" w:eastAsia="Times New Roman" w:hAnsi="Times New Roman" w:cs="Times New Roman"/>
+          <w:spacing w:val="1"/>
+        </w:rPr>
+      </w:pPr>
+      <w:r>
+        <w:rPr>
+          <w:rFonts w:ascii="Times New Roman" w:eastAsia="Times New Roman" w:hAnsi="Times New Roman" w:cs="Times New Roman"/>
+          <w:spacing w:val="1"/>
+        </w:rPr>
+        <w:t>community service or volunteering</w:t>
+      </w:r>
+      <w:r>
+        <w:rPr>
+          <w:rFonts w:ascii="Times New Roman" w:eastAsia="Times New Roman" w:hAnsi="Times New Roman" w:cs="Times New Roman"/>
+          <w:spacing w:val="1"/>
+        </w:rPr>
+        <w:t xml:space="preserve"> is</w:t>
+      </w:r>
+      <w:r>
+        <w:rPr>
+          <w:rFonts w:ascii="Times New Roman" w:eastAsia="Times New Roman" w:hAnsi="Times New Roman" w:cs="Times New Roman"/>
+          <w:spacing w:val="1"/>
+        </w:rPr>
+        <w:t xml:space="preserve"> part of </w:t>
+      </w:r>
+      <w:r>
+        <w:rPr>
+          <w:rFonts w:ascii="Times New Roman" w:eastAsia="Times New Roman" w:hAnsi="Times New Roman" w:cs="Times New Roman"/>
+          <w:spacing w:val="1"/>
+        </w:rPr>
+        <w:t>my</w:t>
+      </w:r>
+      <w:r>
+        <w:rPr>
+          <w:rFonts w:ascii="Times New Roman" w:eastAsia="Times New Roman" w:hAnsi="Times New Roman" w:cs="Times New Roman"/>
+          <w:spacing w:val="1"/>
+        </w:rPr>
+        <w:t xml:space="preserve"> spiritual practice</w:t>
+      </w:r>
+    </w:p>
+    <w:p>
+      <w:pPr>
+        <w:rPr>
+          <w:rFonts w:ascii="Times New Roman" w:hAnsi="Times New Roman" w:cs="Times New Roman"/>
+        </w:rPr>
+      </w:pPr>
+    </w:p>
+    <w:p>
+      <w:pPr>
+        <w:pStyle w:val="ListParagraph"/>
+        <w:numPr>
+          <w:ilvl w:val="0"/>
+          <w:numId w:val="1"/>
+        </w:numPr>
+        <w:rPr>
+          <w:rFonts w:ascii="Times New Roman" w:hAnsi="Times New Roman" w:cs="Times New Roman"/>
+        </w:rPr>
+      </w:pPr>
+      <w:r>
+        <w:rPr>
+          <w:rStyle w:val="Strong"/>
+          <w:rFonts w:ascii="Times New Roman" w:hAnsi="Times New Roman" w:cs="Times New Roman"/>
+          <w:b w:val="0"/>
+          <w:bCs w:val="0"/>
+          <w:spacing w:val="1"/>
+          <w:bdr w:val="single" w:sz="2" w:space="0" w:color="auto" w:frame="1"/>
+        </w:rPr>
+        <w:t>Loved Ones First</w:t>
+      </w:r>
+      <w:r>
+        <w:rPr>
+          <w:rFonts w:ascii="Times New Roman" w:hAnsi="Times New Roman" w:cs="Times New Roman"/>
+          <w:spacing w:val="1"/>
+        </w:rPr>
+        <w:t>: Prioritizing family by investing time and energy in children, partners, and aging relatives.</w:t>
+      </w:r>
+    </w:p>
+    <w:p>
+      <w:pPr>
+        <w:numPr>
+          <w:ilvl w:val="1"/>
+          <w:numId w:val="1"/>
+        </w:numPr>
+        <w:spacing w:before="100" w:beforeAutospacing="1" w:after="100" w:afterAutospacing="1"/>
+        <w:rPr>
+          <w:rFonts w:ascii="Times New Roman" w:eastAsia="Times New Roman" w:hAnsi="Times New Roman" w:cs="Times New Roman"/>
+          <w:spacing w:val="1"/>
+        </w:rPr>
+      </w:pPr>
+      <w:r>
+        <w:rPr>
+          <w:rFonts w:ascii="Times New Roman" w:eastAsia="Times New Roman" w:hAnsi="Times New Roman" w:cs="Times New Roman"/>
+          <w:spacing w:val="1"/>
+        </w:rPr>
+        <w:t>R</w:t>
+      </w:r>
+      <w:r>
+        <w:rPr>
+          <w:rFonts w:ascii="Times New Roman" w:eastAsia="Times New Roman" w:hAnsi="Times New Roman" w:cs="Times New Roman"/>
+          <w:spacing w:val="1"/>
+        </w:rPr>
+        <w:t>egular family meals or gatherings</w:t>
+      </w:r>
+      <w:r>
+        <w:rPr>
+          <w:rFonts w:ascii="Times New Roman" w:eastAsia="Times New Roman" w:hAnsi="Times New Roman" w:cs="Times New Roman"/>
+          <w:spacing w:val="1"/>
+        </w:rPr>
+        <w:t xml:space="preserve"> are a</w:t>
+      </w:r>
+      <w:r>
+        <w:rPr>
+          <w:rFonts w:ascii="Times New Roman" w:eastAsia="Times New Roman" w:hAnsi="Times New Roman" w:cs="Times New Roman"/>
+          <w:spacing w:val="1"/>
+        </w:rPr>
+        <w:t xml:space="preserve"> part of </w:t>
+      </w:r>
+      <w:r>
+        <w:rPr>
+          <w:rFonts w:ascii="Times New Roman" w:eastAsia="Times New Roman" w:hAnsi="Times New Roman" w:cs="Times New Roman"/>
+          <w:spacing w:val="1"/>
+        </w:rPr>
+        <w:t>my</w:t>
+      </w:r>
+      <w:r>
+        <w:rPr>
+          <w:rFonts w:ascii="Times New Roman" w:eastAsia="Times New Roman" w:hAnsi="Times New Roman" w:cs="Times New Roman"/>
+          <w:spacing w:val="1"/>
+        </w:rPr>
+        <w:t xml:space="preserve"> week</w:t>
+      </w:r>
+    </w:p>
+    <w:p>
+      <w:pPr>
+        <w:numPr>
+          <w:ilvl w:val="1"/>
+          <w:numId w:val="1"/>
+        </w:numPr>
+        <w:spacing w:before="100" w:beforeAutospacing="1" w:after="100" w:afterAutospacing="1"/>
+        <w:rPr>
+          <w:rFonts w:ascii="Times New Roman" w:eastAsia="Times New Roman" w:hAnsi="Times New Roman" w:cs="Times New Roman"/>
+          <w:spacing w:val="1"/>
+        </w:rPr>
+      </w:pPr>
+      <w:r>
+        <w:rPr>
+          <w:rFonts w:ascii="Times New Roman" w:eastAsia="Times New Roman" w:hAnsi="Times New Roman" w:cs="Times New Roman"/>
+          <w:spacing w:val="1"/>
+        </w:rPr>
+        <w:t>I</w:t>
+      </w:r>
+      <w:r>
+        <w:rPr>
+          <w:rFonts w:ascii="Times New Roman" w:eastAsia="Times New Roman" w:hAnsi="Times New Roman" w:cs="Times New Roman"/>
+          <w:spacing w:val="1"/>
+        </w:rPr>
+        <w:t xml:space="preserve"> help care for aging relatives or young family members</w:t>
+      </w:r>
+      <w:r>
+        <w:rPr>
+          <w:rFonts w:ascii="Times New Roman" w:eastAsia="Times New Roman" w:hAnsi="Times New Roman" w:cs="Times New Roman"/>
+          <w:spacing w:val="1"/>
+        </w:rPr>
+        <w:t xml:space="preserve"> whenever I can</w:t>
+      </w:r>
+    </w:p>
+    <w:p>
+      <w:pPr>
+        <w:numPr>
+          <w:ilvl w:val="1"/>
+          <w:numId w:val="1"/>
+        </w:numPr>
+        <w:spacing w:before="100" w:beforeAutospacing="1" w:after="100" w:afterAutospacing="1"/>
+        <w:rPr>
+          <w:rFonts w:ascii="Times New Roman" w:eastAsia="Times New Roman" w:hAnsi="Times New Roman" w:cs="Times New Roman"/>
+          <w:spacing w:val="1"/>
+        </w:rPr>
+      </w:pPr>
+      <w:r>
+        <w:rPr>
+          <w:rFonts w:ascii="Times New Roman" w:eastAsia="Times New Roman" w:hAnsi="Times New Roman" w:cs="Times New Roman"/>
+          <w:spacing w:val="1"/>
+        </w:rPr>
+        <w:t>F</w:t>
+      </w:r>
+      <w:r>
+        <w:rPr>
+          <w:rFonts w:ascii="Times New Roman" w:eastAsia="Times New Roman" w:hAnsi="Times New Roman" w:cs="Times New Roman"/>
+          <w:spacing w:val="1"/>
+        </w:rPr>
+        <w:t>amily traditions</w:t>
+      </w:r>
+      <w:r>
+        <w:rPr>
+          <w:rFonts w:ascii="Times New Roman" w:eastAsia="Times New Roman" w:hAnsi="Times New Roman" w:cs="Times New Roman"/>
+          <w:spacing w:val="1"/>
+        </w:rPr>
+        <w:t xml:space="preserve"> are</w:t>
+      </w:r>
+      <w:r>
+        <w:rPr>
+          <w:rFonts w:ascii="Times New Roman" w:eastAsia="Times New Roman" w:hAnsi="Times New Roman" w:cs="Times New Roman"/>
+          <w:spacing w:val="1"/>
+        </w:rPr>
+        <w:t xml:space="preserve"> important to </w:t>
+      </w:r>
+      <w:r>
+        <w:rPr>
+          <w:rFonts w:ascii="Times New Roman" w:eastAsia="Times New Roman" w:hAnsi="Times New Roman" w:cs="Times New Roman"/>
+          <w:spacing w:val="1"/>
+        </w:rPr>
+        <w:t>me</w:t>
+      </w:r>
+    </w:p>
+    <w:p>
+      <w:pPr>
+        <w:numPr>
+          <w:ilvl w:val="1"/>
+          <w:numId w:val="1"/>
+        </w:numPr>
+        <w:spacing w:before="100" w:beforeAutospacing="1" w:after="100" w:afterAutospacing="1"/>
+        <w:rPr>
+          <w:rFonts w:ascii="Times New Roman" w:eastAsia="Times New Roman" w:hAnsi="Times New Roman" w:cs="Times New Roman"/>
+          <w:spacing w:val="1"/>
+        </w:rPr>
+      </w:pPr>
+      <w:r>
+        <w:rPr>
+          <w:rFonts w:ascii="Times New Roman" w:eastAsia="Times New Roman" w:hAnsi="Times New Roman" w:cs="Times New Roman"/>
+          <w:spacing w:val="1"/>
+        </w:rPr>
+        <w:t xml:space="preserve">I </w:t>
+      </w:r>
+      <w:r>
+        <w:rPr>
+          <w:rFonts w:ascii="Times New Roman" w:eastAsia="Times New Roman" w:hAnsi="Times New Roman" w:cs="Times New Roman"/>
+          <w:spacing w:val="1"/>
+        </w:rPr>
+        <w:t>seek or provide emotional support f</w:t>
+      </w:r>
+      <w:r>
+        <w:rPr>
+          <w:rFonts w:ascii="Times New Roman" w:eastAsia="Times New Roman" w:hAnsi="Times New Roman" w:cs="Times New Roman"/>
+          <w:spacing w:val="1"/>
+        </w:rPr>
+        <w:t>rom my</w:t>
+      </w:r>
+      <w:r>
+        <w:rPr>
+          <w:rFonts w:ascii="Times New Roman" w:eastAsia="Times New Roman" w:hAnsi="Times New Roman" w:cs="Times New Roman"/>
+          <w:spacing w:val="1"/>
+        </w:rPr>
+        <w:t xml:space="preserve"> family</w:t>
+      </w:r>
+    </w:p>
+    <w:p>
+      <w:pPr>
+        <w:numPr>
+          <w:ilvl w:val="1"/>
+          <w:numId w:val="1"/>
+        </w:numPr>
+        <w:spacing w:before="100" w:beforeAutospacing="1" w:after="100" w:afterAutospacing="1"/>
+        <w:rPr>
+          <w:rFonts w:ascii="Times New Roman" w:eastAsia="Times New Roman" w:hAnsi="Times New Roman" w:cs="Times New Roman"/>
+          <w:spacing w:val="1"/>
+        </w:rPr>
+      </w:pPr>
+      <w:r>
+        <w:rPr>
+          <w:rFonts w:ascii="Times New Roman" w:eastAsia="Times New Roman" w:hAnsi="Times New Roman" w:cs="Times New Roman"/>
+          <w:spacing w:val="1"/>
+        </w:rPr>
+        <w:t xml:space="preserve">family priorities </w:t>
+      </w:r>
+      <w:r>
+        <w:rPr>
+          <w:rFonts w:ascii="Times New Roman" w:eastAsia="Times New Roman" w:hAnsi="Times New Roman" w:cs="Times New Roman"/>
+          <w:spacing w:val="1"/>
+        </w:rPr>
+        <w:t xml:space="preserve">are </w:t>
+      </w:r>
+      <w:r>
+        <w:rPr>
+          <w:rFonts w:ascii="Times New Roman" w:eastAsia="Times New Roman" w:hAnsi="Times New Roman" w:cs="Times New Roman"/>
+          <w:spacing w:val="1"/>
+        </w:rPr>
+        <w:t xml:space="preserve">factored into </w:t>
+      </w:r>
+      <w:r>
+        <w:rPr>
+          <w:rFonts w:ascii="Times New Roman" w:eastAsia="Times New Roman" w:hAnsi="Times New Roman" w:cs="Times New Roman"/>
+          <w:spacing w:val="1"/>
+        </w:rPr>
+        <w:t>my</w:t>
+      </w:r>
+      <w:r>
+        <w:rPr>
+          <w:rFonts w:ascii="Times New Roman" w:eastAsia="Times New Roman" w:hAnsi="Times New Roman" w:cs="Times New Roman"/>
+          <w:spacing w:val="1"/>
+        </w:rPr>
+        <w:t xml:space="preserve"> decisions and lifestyle</w:t>
+      </w:r>
+    </w:p>
+    <w:p>
+      <w:pPr>
+        <w:numPr>
+          <w:ilvl w:val="1"/>
+          <w:numId w:val="1"/>
+        </w:numPr>
+        <w:spacing w:before="100" w:beforeAutospacing="1" w:after="100" w:afterAutospacing="1"/>
+        <w:rPr>
+          <w:rFonts w:ascii="Times New Roman" w:eastAsia="Times New Roman" w:hAnsi="Times New Roman" w:cs="Times New Roman"/>
+          <w:spacing w:val="1"/>
+        </w:rPr>
+      </w:pPr>
+      <w:r>
+        <w:rPr>
+          <w:rFonts w:ascii="Times New Roman" w:eastAsia="Times New Roman" w:hAnsi="Times New Roman" w:cs="Times New Roman"/>
+          <w:spacing w:val="1"/>
+        </w:rPr>
+        <w:lastRenderedPageBreak/>
+        <w:t xml:space="preserve">I </w:t>
+      </w:r>
+      <w:r>
+        <w:rPr>
+          <w:rFonts w:ascii="Times New Roman" w:eastAsia="Times New Roman" w:hAnsi="Times New Roman" w:cs="Times New Roman"/>
+          <w:spacing w:val="1"/>
+        </w:rPr>
+        <w:t>maintain contact with distant relatives</w:t>
+      </w:r>
+    </w:p>
+    <w:p>
+      <w:pPr>
+        <w:numPr>
+          <w:ilvl w:val="1"/>
+          <w:numId w:val="1"/>
+        </w:numPr>
+        <w:spacing w:before="100" w:beforeAutospacing="1" w:after="100" w:afterAutospacing="1"/>
+        <w:rPr>
+          <w:rFonts w:ascii="Times New Roman" w:eastAsia="Times New Roman" w:hAnsi="Times New Roman" w:cs="Times New Roman"/>
+          <w:spacing w:val="1"/>
+        </w:rPr>
+      </w:pPr>
+      <w:r>
+        <w:rPr>
+          <w:rFonts w:ascii="Times New Roman" w:eastAsia="Times New Roman" w:hAnsi="Times New Roman" w:cs="Times New Roman"/>
+          <w:spacing w:val="1"/>
+        </w:rPr>
+        <w:t>There are many</w:t>
+      </w:r>
+      <w:r>
+        <w:rPr>
+          <w:rFonts w:ascii="Times New Roman" w:eastAsia="Times New Roman" w:hAnsi="Times New Roman" w:cs="Times New Roman"/>
+          <w:spacing w:val="1"/>
+        </w:rPr>
+        <w:t xml:space="preserve"> family activities or routines </w:t>
+      </w:r>
+      <w:r>
+        <w:rPr>
+          <w:rFonts w:ascii="Times New Roman" w:eastAsia="Times New Roman" w:hAnsi="Times New Roman" w:cs="Times New Roman"/>
+          <w:spacing w:val="1"/>
+        </w:rPr>
+        <w:t>we</w:t>
+      </w:r>
+      <w:r>
+        <w:rPr>
+          <w:rFonts w:ascii="Times New Roman" w:eastAsia="Times New Roman" w:hAnsi="Times New Roman" w:cs="Times New Roman"/>
+          <w:spacing w:val="1"/>
+        </w:rPr>
+        <w:t xml:space="preserve"> do together</w:t>
+      </w:r>
+    </w:p>
+    <w:p>
+      <w:pPr>
+        <w:numPr>
+          <w:ilvl w:val="1"/>
+          <w:numId w:val="1"/>
+        </w:numPr>
+        <w:spacing w:before="100" w:beforeAutospacing="1" w:after="100" w:afterAutospacing="1"/>
+        <w:rPr>
+          <w:rFonts w:ascii="Times New Roman" w:eastAsia="Times New Roman" w:hAnsi="Times New Roman" w:cs="Times New Roman"/>
+          <w:spacing w:val="1"/>
+        </w:rPr>
+      </w:pPr>
+      <w:r>
+        <w:rPr>
+          <w:rFonts w:ascii="Times New Roman" w:eastAsia="Times New Roman" w:hAnsi="Times New Roman" w:cs="Times New Roman"/>
+          <w:spacing w:val="1"/>
+        </w:rPr>
+        <w:t xml:space="preserve">Whenever conflicts arise in the family, I always try to solve them in a healthy way </w:t>
+      </w:r>
+    </w:p>
+    <w:p>
+      <w:pPr>
+        <w:rPr>
+          <w:rFonts w:ascii="Times New Roman" w:hAnsi="Times New Roman" w:cs="Times New Roman"/>
+        </w:rPr>
+      </w:pPr>
+    </w:p>
+    <w:p>
+      <w:pPr>
+        <w:pStyle w:val="ListParagraph"/>
+        <w:numPr>
+          <w:ilvl w:val="0"/>
+          <w:numId w:val="1"/>
+        </w:numPr>
+        <w:rPr>
+          <w:rFonts w:ascii="Times New Roman" w:hAnsi="Times New Roman" w:cs="Times New Roman"/>
+        </w:rPr>
+      </w:pPr>
+      <w:r>
+        <w:rPr>
+          <w:rStyle w:val="Strong"/>
+          <w:rFonts w:ascii="Times New Roman" w:hAnsi="Times New Roman" w:cs="Times New Roman"/>
+          <w:b w:val="0"/>
+          <w:bCs w:val="0"/>
+          <w:spacing w:val="1"/>
+          <w:bdr w:val="single" w:sz="2" w:space="0" w:color="auto" w:frame="1"/>
+        </w:rPr>
+        <w:t>Right Tribe</w:t>
+      </w:r>
+      <w:r>
+        <w:rPr>
+          <w:rFonts w:ascii="Times New Roman" w:hAnsi="Times New Roman" w:cs="Times New Roman"/>
+          <w:spacing w:val="1"/>
+        </w:rPr>
+        <w:t>: Surrounding oneself with supportive social networks, positively influencing healthy behaviors and habits</w:t>
+      </w:r>
+    </w:p>
+    <w:p>
+      <w:pPr>
+        <w:pStyle w:val="my-2"/>
+        <w:numPr>
+          <w:ilvl w:val="1"/>
+          <w:numId w:val="1"/>
+        </w:numPr>
+        <w:rPr>
+          <w:spacing w:val="1"/>
+        </w:rPr>
+      </w:pPr>
+      <w:r>
+        <w:rPr>
+          <w:spacing w:val="1"/>
+        </w:rPr>
+        <w:t>Who do you socialize or spend time with regularly?</w:t>
+      </w:r>
+    </w:p>
+    <w:p>
+      <w:pPr>
+        <w:pStyle w:val="my-2"/>
+        <w:numPr>
+          <w:ilvl w:val="1"/>
+          <w:numId w:val="1"/>
+        </w:numPr>
+        <w:rPr>
+          <w:spacing w:val="1"/>
+        </w:rPr>
+      </w:pPr>
+      <w:r>
+        <w:rPr>
+          <w:spacing w:val="1"/>
+        </w:rPr>
+        <w:t>Do your friends or social group encourage healthy habits?</w:t>
+      </w:r>
+    </w:p>
+    <w:p>
+      <w:pPr>
+        <w:pStyle w:val="my-2"/>
+        <w:numPr>
+          <w:ilvl w:val="1"/>
+          <w:numId w:val="1"/>
+        </w:numPr>
+        <w:rPr>
+          <w:spacing w:val="1"/>
+        </w:rPr>
+      </w:pPr>
+      <w:r>
+        <w:rPr>
+          <w:spacing w:val="1"/>
+        </w:rPr>
+        <w:t>How diverse is your social network?</w:t>
+      </w:r>
+    </w:p>
+    <w:p>
+      <w:pPr>
+        <w:pStyle w:val="my-2"/>
+        <w:numPr>
+          <w:ilvl w:val="1"/>
+          <w:numId w:val="1"/>
+        </w:numPr>
+        <w:rPr>
+          <w:spacing w:val="1"/>
+        </w:rPr>
+      </w:pPr>
+      <w:r>
+        <w:rPr>
+          <w:spacing w:val="1"/>
+        </w:rPr>
+        <w:t>Are you a member of clubs or hobby groups?</w:t>
+      </w:r>
+    </w:p>
+    <w:p>
+      <w:pPr>
+        <w:pStyle w:val="my-2"/>
+        <w:numPr>
+          <w:ilvl w:val="1"/>
+          <w:numId w:val="1"/>
+        </w:numPr>
+        <w:rPr>
+          <w:spacing w:val="1"/>
+        </w:rPr>
+      </w:pPr>
+      <w:r>
+        <w:rPr>
+          <w:spacing w:val="1"/>
+        </w:rPr>
+        <w:t>How often do you include friends in activities like meals, exercise, or celebrations?</w:t>
+      </w:r>
+    </w:p>
+    <w:p>
+      <w:pPr>
+        <w:pStyle w:val="my-2"/>
+        <w:numPr>
+          <w:ilvl w:val="1"/>
+          <w:numId w:val="1"/>
+        </w:numPr>
+        <w:rPr>
+          <w:spacing w:val="1"/>
+        </w:rPr>
+      </w:pPr>
+      <w:r>
+        <w:rPr>
+          <w:spacing w:val="1"/>
+        </w:rPr>
+        <w:t>Would you say your close friends are supportive and positive?</w:t>
+      </w:r>
+    </w:p>
+    <w:p>
+      <w:pPr>
+        <w:pStyle w:val="my-2"/>
+        <w:numPr>
+          <w:ilvl w:val="1"/>
+          <w:numId w:val="1"/>
+        </w:numPr>
+        <w:rPr>
+          <w:spacing w:val="1"/>
+        </w:rPr>
+      </w:pPr>
+      <w:r>
+        <w:rPr>
+          <w:spacing w:val="1"/>
+        </w:rPr>
+        <w:t>Are there joint rituals or traditions in your social circles?</w:t>
+      </w:r>
+    </w:p>
+    <w:p>
+      <w:pPr>
+        <w:pStyle w:val="my-2"/>
+        <w:numPr>
+          <w:ilvl w:val="1"/>
+          <w:numId w:val="1"/>
+        </w:numPr>
+        <w:rPr>
+          <w:spacing w:val="1"/>
+        </w:rPr>
+      </w:pPr>
+      <w:r>
+        <w:rPr>
+          <w:spacing w:val="1"/>
+        </w:rPr>
+        <w:t>Do you intentionally seek new friendships?</w:t>
+      </w:r>
+    </w:p>
+    <w:p>
+      <w:pPr>
+        <w:pStyle w:val="my-2"/>
+        <w:numPr>
+          <w:ilvl w:val="1"/>
+          <w:numId w:val="1"/>
+        </w:numPr>
+        <w:rPr>
+          <w:spacing w:val="1"/>
+        </w:rPr>
+      </w:pPr>
+      <w:r>
+        <w:rPr>
+          <w:spacing w:val="1"/>
+        </w:rPr>
+        <w:t>How often do you check in or communicate with friends?</w:t>
+      </w:r>
+    </w:p>
+    <w:p>
+      <w:pPr>
+        <w:pStyle w:val="my-2"/>
+        <w:numPr>
+          <w:ilvl w:val="1"/>
+          <w:numId w:val="1"/>
+        </w:numPr>
+        <w:rPr>
+          <w:spacing w:val="1"/>
+        </w:rPr>
+      </w:pPr>
+      <w:r>
+        <w:rPr>
+          <w:spacing w:val="1"/>
+        </w:rPr>
+        <w:t>Do you limit time with people who create stress or unhealthy habits?</w:t>
+      </w:r>
+    </w:p>
     <w:sectPr>
       <w:pgSz w:w="12240" w:h="15840"/>
       <w:pgMar w:top="1440" w:right="1440" w:bottom="1440" w:left="1440" w:header="720" w:footer="720" w:gutter="0"/>
@@ -11,6 +2354,1147 @@
     </w:sectPr>
   </w:body>
 </w:document>
+</file>
+
+<file path=word/numbering.xml><?xml version="1.0" encoding="utf-8"?>
+<w:numbering xmlns:wpc="http://schemas.microsoft.com/office/word/2010/wordprocessingCanvas" xmlns:cx="http://schemas.microsoft.com/office/drawing/2014/chartex" xmlns:cx1="http://schemas.microsoft.com/office/drawing/2015/9/8/chartex" xmlns:cx2="http://schemas.microsoft.com/office/drawing/2015/10/21/chartex" xmlns:cx3="http://schemas.microsoft.com/office/drawing/2016/5/9/chartex" xmlns:cx4="http://schemas.microsoft.com/office/drawing/2016/5/10/chartex" xmlns:cx5="http://schemas.microsoft.com/office/drawing/2016/5/11/chartex" xmlns:cx6="http://schemas.microsoft.com/office/drawing/2016/5/12/chartex" xmlns:cx7="http://schemas.microsoft.com/office/drawing/2016/5/13/chartex" xmlns:cx8="http://schemas.microsoft.com/office/drawing/2016/5/14/chartex" xmlns:mc="http://schemas.openxmlformats.org/markup-compatibility/2006" xmlns:aink="http://schemas.microsoft.com/office/drawing/2016/ink" xmlns:am3d="http://schemas.microsoft.com/office/drawing/2017/model3d" xmlns:o="urn:schemas-microsoft-com:office:office" xmlns:oel="http://schemas.microsoft.com/office/2019/extlst" xmlns:r="http://schemas.openxmlformats.org/officeDocument/2006/relationships" xmlns:m="http://schemas.openxmlformats.org/officeDocument/2006/math" xmlns:v="urn:schemas-microsoft-com:vml" xmlns:wp14="http://schemas.microsoft.com/office/word/2010/wordprocessingDrawing" xmlns:wp="http://schemas.openxmlformats.org/drawingml/2006/wordprocessingDrawing" xmlns:w10="urn:schemas-microsoft-com:office:word" xmlns:w="http://schemas.openxmlformats.org/wordprocessingml/2006/main" xmlns:w14="http://schemas.microsoft.com/office/word/2010/wordml" xmlns:w15="http://schemas.microsoft.com/office/word/2012/wordml" xmlns:w16cex="http://schemas.microsoft.com/office/word/2018/wordml/cex" xmlns:w16cid="http://schemas.microsoft.com/office/word/2016/wordml/cid" xmlns:w16="http://schemas.microsoft.com/office/word/2018/wordml" xmlns:w16sdtdh="http://schemas.microsoft.com/office/word/2020/wordml/sdtdatahash" xmlns:w16se="http://schemas.microsoft.com/office/word/2015/wordml/symex" xmlns:wpg="http://schemas.microsoft.com/office/word/2010/wordprocessingGroup" xmlns:wpi="http://schemas.microsoft.com/office/word/2010/wordprocessingInk" xmlns:wne="http://schemas.microsoft.com/office/word/2006/wordml" xmlns:wps="http://schemas.microsoft.com/office/word/2010/wordprocessingShape" mc:Ignorable="w14 w15 w16se w16cid w16 w16cex w16sdtdh wp14">
+  <w:abstractNum w:abstractNumId="0" w15:restartNumberingAfterBreak="0">
+    <w:nsid w:val="13321CFF"/>
+    <w:multiLevelType w:val="multilevel"/>
+    <w:tmpl w:val="4B64A58A"/>
+    <w:lvl w:ilvl="0">
+      <w:start w:val="1"/>
+      <w:numFmt w:val="decimal"/>
+      <w:lvlText w:val="%1."/>
+      <w:lvlJc w:val="left"/>
+      <w:pPr>
+        <w:tabs>
+          <w:tab w:val="num" w:pos="720"/>
+        </w:tabs>
+        <w:ind w:left="720" w:hanging="360"/>
+      </w:pPr>
+    </w:lvl>
+    <w:lvl w:ilvl="1" w:tentative="1">
+      <w:start w:val="1"/>
+      <w:numFmt w:val="decimal"/>
+      <w:lvlText w:val="%2."/>
+      <w:lvlJc w:val="left"/>
+      <w:pPr>
+        <w:tabs>
+          <w:tab w:val="num" w:pos="1440"/>
+        </w:tabs>
+        <w:ind w:left="1440" w:hanging="360"/>
+      </w:pPr>
+    </w:lvl>
+    <w:lvl w:ilvl="2" w:tentative="1">
+      <w:start w:val="1"/>
+      <w:numFmt w:val="decimal"/>
+      <w:lvlText w:val="%3."/>
+      <w:lvlJc w:val="left"/>
+      <w:pPr>
+        <w:tabs>
+          <w:tab w:val="num" w:pos="2160"/>
+        </w:tabs>
+        <w:ind w:left="2160" w:hanging="360"/>
+      </w:pPr>
+    </w:lvl>
+    <w:lvl w:ilvl="3" w:tentative="1">
+      <w:start w:val="1"/>
+      <w:numFmt w:val="decimal"/>
+      <w:lvlText w:val="%4."/>
+      <w:lvlJc w:val="left"/>
+      <w:pPr>
+        <w:tabs>
+          <w:tab w:val="num" w:pos="2880"/>
+        </w:tabs>
+        <w:ind w:left="2880" w:hanging="360"/>
+      </w:pPr>
+    </w:lvl>
+    <w:lvl w:ilvl="4" w:tentative="1">
+      <w:start w:val="1"/>
+      <w:numFmt w:val="decimal"/>
+      <w:lvlText w:val="%5."/>
+      <w:lvlJc w:val="left"/>
+      <w:pPr>
+        <w:tabs>
+          <w:tab w:val="num" w:pos="3600"/>
+        </w:tabs>
+        <w:ind w:left="3600" w:hanging="360"/>
+      </w:pPr>
+    </w:lvl>
+    <w:lvl w:ilvl="5" w:tentative="1">
+      <w:start w:val="1"/>
+      <w:numFmt w:val="decimal"/>
+      <w:lvlText w:val="%6."/>
+      <w:lvlJc w:val="left"/>
+      <w:pPr>
+        <w:tabs>
+          <w:tab w:val="num" w:pos="4320"/>
+        </w:tabs>
+        <w:ind w:left="4320" w:hanging="360"/>
+      </w:pPr>
+    </w:lvl>
+    <w:lvl w:ilvl="6" w:tentative="1">
+      <w:start w:val="1"/>
+      <w:numFmt w:val="decimal"/>
+      <w:lvlText w:val="%7."/>
+      <w:lvlJc w:val="left"/>
+      <w:pPr>
+        <w:tabs>
+          <w:tab w:val="num" w:pos="5040"/>
+        </w:tabs>
+        <w:ind w:left="5040" w:hanging="360"/>
+      </w:pPr>
+    </w:lvl>
+    <w:lvl w:ilvl="7" w:tentative="1">
+      <w:start w:val="1"/>
+      <w:numFmt w:val="decimal"/>
+      <w:lvlText w:val="%8."/>
+      <w:lvlJc w:val="left"/>
+      <w:pPr>
+        <w:tabs>
+          <w:tab w:val="num" w:pos="5760"/>
+        </w:tabs>
+        <w:ind w:left="5760" w:hanging="360"/>
+      </w:pPr>
+    </w:lvl>
+    <w:lvl w:ilvl="8" w:tentative="1">
+      <w:start w:val="1"/>
+      <w:numFmt w:val="decimal"/>
+      <w:lvlText w:val="%9."/>
+      <w:lvlJc w:val="left"/>
+      <w:pPr>
+        <w:tabs>
+          <w:tab w:val="num" w:pos="6480"/>
+        </w:tabs>
+        <w:ind w:left="6480" w:hanging="360"/>
+      </w:pPr>
+    </w:lvl>
+  </w:abstractNum>
+  <w:abstractNum w:abstractNumId="1" w15:restartNumberingAfterBreak="0">
+    <w:nsid w:val="27D97C9D"/>
+    <w:multiLevelType w:val="hybridMultilevel"/>
+    <w:tmpl w:val="7576A048"/>
+    <w:lvl w:ilvl="0" w:tplc="0409000F">
+      <w:start w:val="1"/>
+      <w:numFmt w:val="decimal"/>
+      <w:lvlText w:val="%1."/>
+      <w:lvlJc w:val="left"/>
+      <w:pPr>
+        <w:ind w:left="720" w:hanging="360"/>
+      </w:pPr>
+      <w:rPr>
+        <w:rFonts w:hint="default"/>
+      </w:rPr>
+    </w:lvl>
+    <w:lvl w:ilvl="1" w:tplc="04090019">
+      <w:start w:val="1"/>
+      <w:numFmt w:val="lowerLetter"/>
+      <w:lvlText w:val="%2."/>
+      <w:lvlJc w:val="left"/>
+      <w:pPr>
+        <w:ind w:left="1440" w:hanging="360"/>
+      </w:pPr>
+    </w:lvl>
+    <w:lvl w:ilvl="2" w:tplc="0409001B" w:tentative="1">
+      <w:start w:val="1"/>
+      <w:numFmt w:val="lowerRoman"/>
+      <w:lvlText w:val="%3."/>
+      <w:lvlJc w:val="right"/>
+      <w:pPr>
+        <w:ind w:left="2160" w:hanging="180"/>
+      </w:pPr>
+    </w:lvl>
+    <w:lvl w:ilvl="3" w:tplc="0409000F" w:tentative="1">
+      <w:start w:val="1"/>
+      <w:numFmt w:val="decimal"/>
+      <w:lvlText w:val="%4."/>
+      <w:lvlJc w:val="left"/>
+      <w:pPr>
+        <w:ind w:left="2880" w:hanging="360"/>
+      </w:pPr>
+    </w:lvl>
+    <w:lvl w:ilvl="4" w:tplc="04090019" w:tentative="1">
+      <w:start w:val="1"/>
+      <w:numFmt w:val="lowerLetter"/>
+      <w:lvlText w:val="%5."/>
+      <w:lvlJc w:val="left"/>
+      <w:pPr>
+        <w:ind w:left="3600" w:hanging="360"/>
+      </w:pPr>
+    </w:lvl>
+    <w:lvl w:ilvl="5" w:tplc="0409001B" w:tentative="1">
+      <w:start w:val="1"/>
+      <w:numFmt w:val="lowerRoman"/>
+      <w:lvlText w:val="%6."/>
+      <w:lvlJc w:val="right"/>
+      <w:pPr>
+        <w:ind w:left="4320" w:hanging="180"/>
+      </w:pPr>
+    </w:lvl>
+    <w:lvl w:ilvl="6" w:tplc="0409000F" w:tentative="1">
+      <w:start w:val="1"/>
+      <w:numFmt w:val="decimal"/>
+      <w:lvlText w:val="%7."/>
+      <w:lvlJc w:val="left"/>
+      <w:pPr>
+        <w:ind w:left="5040" w:hanging="360"/>
+      </w:pPr>
+    </w:lvl>
+    <w:lvl w:ilvl="7" w:tplc="04090019" w:tentative="1">
+      <w:start w:val="1"/>
+      <w:numFmt w:val="lowerLetter"/>
+      <w:lvlText w:val="%8."/>
+      <w:lvlJc w:val="left"/>
+      <w:pPr>
+        <w:ind w:left="5760" w:hanging="360"/>
+      </w:pPr>
+    </w:lvl>
+    <w:lvl w:ilvl="8" w:tplc="0409001B" w:tentative="1">
+      <w:start w:val="1"/>
+      <w:numFmt w:val="lowerRoman"/>
+      <w:lvlText w:val="%9."/>
+      <w:lvlJc w:val="right"/>
+      <w:pPr>
+        <w:ind w:left="6480" w:hanging="180"/>
+      </w:pPr>
+    </w:lvl>
+  </w:abstractNum>
+  <w:abstractNum w:abstractNumId="2" w15:restartNumberingAfterBreak="0">
+    <w:nsid w:val="2D857381"/>
+    <w:multiLevelType w:val="multilevel"/>
+    <w:tmpl w:val="F84E8900"/>
+    <w:lvl w:ilvl="0">
+      <w:start w:val="1"/>
+      <w:numFmt w:val="decimal"/>
+      <w:lvlText w:val="%1."/>
+      <w:lvlJc w:val="left"/>
+      <w:pPr>
+        <w:tabs>
+          <w:tab w:val="num" w:pos="720"/>
+        </w:tabs>
+        <w:ind w:left="720" w:hanging="360"/>
+      </w:pPr>
+    </w:lvl>
+    <w:lvl w:ilvl="1" w:tentative="1">
+      <w:start w:val="1"/>
+      <w:numFmt w:val="decimal"/>
+      <w:lvlText w:val="%2."/>
+      <w:lvlJc w:val="left"/>
+      <w:pPr>
+        <w:tabs>
+          <w:tab w:val="num" w:pos="1440"/>
+        </w:tabs>
+        <w:ind w:left="1440" w:hanging="360"/>
+      </w:pPr>
+    </w:lvl>
+    <w:lvl w:ilvl="2" w:tentative="1">
+      <w:start w:val="1"/>
+      <w:numFmt w:val="decimal"/>
+      <w:lvlText w:val="%3."/>
+      <w:lvlJc w:val="left"/>
+      <w:pPr>
+        <w:tabs>
+          <w:tab w:val="num" w:pos="2160"/>
+        </w:tabs>
+        <w:ind w:left="2160" w:hanging="360"/>
+      </w:pPr>
+    </w:lvl>
+    <w:lvl w:ilvl="3" w:tentative="1">
+      <w:start w:val="1"/>
+      <w:numFmt w:val="decimal"/>
+      <w:lvlText w:val="%4."/>
+      <w:lvlJc w:val="left"/>
+      <w:pPr>
+        <w:tabs>
+          <w:tab w:val="num" w:pos="2880"/>
+        </w:tabs>
+        <w:ind w:left="2880" w:hanging="360"/>
+      </w:pPr>
+    </w:lvl>
+    <w:lvl w:ilvl="4" w:tentative="1">
+      <w:start w:val="1"/>
+      <w:numFmt w:val="decimal"/>
+      <w:lvlText w:val="%5."/>
+      <w:lvlJc w:val="left"/>
+      <w:pPr>
+        <w:tabs>
+          <w:tab w:val="num" w:pos="3600"/>
+        </w:tabs>
+        <w:ind w:left="3600" w:hanging="360"/>
+      </w:pPr>
+    </w:lvl>
+    <w:lvl w:ilvl="5" w:tentative="1">
+      <w:start w:val="1"/>
+      <w:numFmt w:val="decimal"/>
+      <w:lvlText w:val="%6."/>
+      <w:lvlJc w:val="left"/>
+      <w:pPr>
+        <w:tabs>
+          <w:tab w:val="num" w:pos="4320"/>
+        </w:tabs>
+        <w:ind w:left="4320" w:hanging="360"/>
+      </w:pPr>
+    </w:lvl>
+    <w:lvl w:ilvl="6" w:tentative="1">
+      <w:start w:val="1"/>
+      <w:numFmt w:val="decimal"/>
+      <w:lvlText w:val="%7."/>
+      <w:lvlJc w:val="left"/>
+      <w:pPr>
+        <w:tabs>
+          <w:tab w:val="num" w:pos="5040"/>
+        </w:tabs>
+        <w:ind w:left="5040" w:hanging="360"/>
+      </w:pPr>
+    </w:lvl>
+    <w:lvl w:ilvl="7" w:tentative="1">
+      <w:start w:val="1"/>
+      <w:numFmt w:val="decimal"/>
+      <w:lvlText w:val="%8."/>
+      <w:lvlJc w:val="left"/>
+      <w:pPr>
+        <w:tabs>
+          <w:tab w:val="num" w:pos="5760"/>
+        </w:tabs>
+        <w:ind w:left="5760" w:hanging="360"/>
+      </w:pPr>
+    </w:lvl>
+    <w:lvl w:ilvl="8" w:tentative="1">
+      <w:start w:val="1"/>
+      <w:numFmt w:val="decimal"/>
+      <w:lvlText w:val="%9."/>
+      <w:lvlJc w:val="left"/>
+      <w:pPr>
+        <w:tabs>
+          <w:tab w:val="num" w:pos="6480"/>
+        </w:tabs>
+        <w:ind w:left="6480" w:hanging="360"/>
+      </w:pPr>
+    </w:lvl>
+  </w:abstractNum>
+  <w:abstractNum w:abstractNumId="3" w15:restartNumberingAfterBreak="0">
+    <w:nsid w:val="2D8D3253"/>
+    <w:multiLevelType w:val="multilevel"/>
+    <w:tmpl w:val="9A24CB74"/>
+    <w:lvl w:ilvl="0">
+      <w:start w:val="1"/>
+      <w:numFmt w:val="decimal"/>
+      <w:lvlText w:val="%1."/>
+      <w:lvlJc w:val="left"/>
+      <w:pPr>
+        <w:tabs>
+          <w:tab w:val="num" w:pos="720"/>
+        </w:tabs>
+        <w:ind w:left="720" w:hanging="360"/>
+      </w:pPr>
+    </w:lvl>
+    <w:lvl w:ilvl="1" w:tentative="1">
+      <w:start w:val="1"/>
+      <w:numFmt w:val="decimal"/>
+      <w:lvlText w:val="%2."/>
+      <w:lvlJc w:val="left"/>
+      <w:pPr>
+        <w:tabs>
+          <w:tab w:val="num" w:pos="1440"/>
+        </w:tabs>
+        <w:ind w:left="1440" w:hanging="360"/>
+      </w:pPr>
+    </w:lvl>
+    <w:lvl w:ilvl="2" w:tentative="1">
+      <w:start w:val="1"/>
+      <w:numFmt w:val="decimal"/>
+      <w:lvlText w:val="%3."/>
+      <w:lvlJc w:val="left"/>
+      <w:pPr>
+        <w:tabs>
+          <w:tab w:val="num" w:pos="2160"/>
+        </w:tabs>
+        <w:ind w:left="2160" w:hanging="360"/>
+      </w:pPr>
+    </w:lvl>
+    <w:lvl w:ilvl="3" w:tentative="1">
+      <w:start w:val="1"/>
+      <w:numFmt w:val="decimal"/>
+      <w:lvlText w:val="%4."/>
+      <w:lvlJc w:val="left"/>
+      <w:pPr>
+        <w:tabs>
+          <w:tab w:val="num" w:pos="2880"/>
+        </w:tabs>
+        <w:ind w:left="2880" w:hanging="360"/>
+      </w:pPr>
+    </w:lvl>
+    <w:lvl w:ilvl="4" w:tentative="1">
+      <w:start w:val="1"/>
+      <w:numFmt w:val="decimal"/>
+      <w:lvlText w:val="%5."/>
+      <w:lvlJc w:val="left"/>
+      <w:pPr>
+        <w:tabs>
+          <w:tab w:val="num" w:pos="3600"/>
+        </w:tabs>
+        <w:ind w:left="3600" w:hanging="360"/>
+      </w:pPr>
+    </w:lvl>
+    <w:lvl w:ilvl="5" w:tentative="1">
+      <w:start w:val="1"/>
+      <w:numFmt w:val="decimal"/>
+      <w:lvlText w:val="%6."/>
+      <w:lvlJc w:val="left"/>
+      <w:pPr>
+        <w:tabs>
+          <w:tab w:val="num" w:pos="4320"/>
+        </w:tabs>
+        <w:ind w:left="4320" w:hanging="360"/>
+      </w:pPr>
+    </w:lvl>
+    <w:lvl w:ilvl="6" w:tentative="1">
+      <w:start w:val="1"/>
+      <w:numFmt w:val="decimal"/>
+      <w:lvlText w:val="%7."/>
+      <w:lvlJc w:val="left"/>
+      <w:pPr>
+        <w:tabs>
+          <w:tab w:val="num" w:pos="5040"/>
+        </w:tabs>
+        <w:ind w:left="5040" w:hanging="360"/>
+      </w:pPr>
+    </w:lvl>
+    <w:lvl w:ilvl="7" w:tentative="1">
+      <w:start w:val="1"/>
+      <w:numFmt w:val="decimal"/>
+      <w:lvlText w:val="%8."/>
+      <w:lvlJc w:val="left"/>
+      <w:pPr>
+        <w:tabs>
+          <w:tab w:val="num" w:pos="5760"/>
+        </w:tabs>
+        <w:ind w:left="5760" w:hanging="360"/>
+      </w:pPr>
+    </w:lvl>
+    <w:lvl w:ilvl="8" w:tentative="1">
+      <w:start w:val="1"/>
+      <w:numFmt w:val="decimal"/>
+      <w:lvlText w:val="%9."/>
+      <w:lvlJc w:val="left"/>
+      <w:pPr>
+        <w:tabs>
+          <w:tab w:val="num" w:pos="6480"/>
+        </w:tabs>
+        <w:ind w:left="6480" w:hanging="360"/>
+      </w:pPr>
+    </w:lvl>
+  </w:abstractNum>
+  <w:abstractNum w:abstractNumId="4" w15:restartNumberingAfterBreak="0">
+    <w:nsid w:val="2F7256E7"/>
+    <w:multiLevelType w:val="multilevel"/>
+    <w:tmpl w:val="332CA200"/>
+    <w:lvl w:ilvl="0">
+      <w:start w:val="1"/>
+      <w:numFmt w:val="decimal"/>
+      <w:lvlText w:val="%1."/>
+      <w:lvlJc w:val="left"/>
+      <w:pPr>
+        <w:tabs>
+          <w:tab w:val="num" w:pos="720"/>
+        </w:tabs>
+        <w:ind w:left="720" w:hanging="360"/>
+      </w:pPr>
+    </w:lvl>
+    <w:lvl w:ilvl="1" w:tentative="1">
+      <w:start w:val="1"/>
+      <w:numFmt w:val="decimal"/>
+      <w:lvlText w:val="%2."/>
+      <w:lvlJc w:val="left"/>
+      <w:pPr>
+        <w:tabs>
+          <w:tab w:val="num" w:pos="1440"/>
+        </w:tabs>
+        <w:ind w:left="1440" w:hanging="360"/>
+      </w:pPr>
+    </w:lvl>
+    <w:lvl w:ilvl="2" w:tentative="1">
+      <w:start w:val="1"/>
+      <w:numFmt w:val="decimal"/>
+      <w:lvlText w:val="%3."/>
+      <w:lvlJc w:val="left"/>
+      <w:pPr>
+        <w:tabs>
+          <w:tab w:val="num" w:pos="2160"/>
+        </w:tabs>
+        <w:ind w:left="2160" w:hanging="360"/>
+      </w:pPr>
+    </w:lvl>
+    <w:lvl w:ilvl="3" w:tentative="1">
+      <w:start w:val="1"/>
+      <w:numFmt w:val="decimal"/>
+      <w:lvlText w:val="%4."/>
+      <w:lvlJc w:val="left"/>
+      <w:pPr>
+        <w:tabs>
+          <w:tab w:val="num" w:pos="2880"/>
+        </w:tabs>
+        <w:ind w:left="2880" w:hanging="360"/>
+      </w:pPr>
+    </w:lvl>
+    <w:lvl w:ilvl="4" w:tentative="1">
+      <w:start w:val="1"/>
+      <w:numFmt w:val="decimal"/>
+      <w:lvlText w:val="%5."/>
+      <w:lvlJc w:val="left"/>
+      <w:pPr>
+        <w:tabs>
+          <w:tab w:val="num" w:pos="3600"/>
+        </w:tabs>
+        <w:ind w:left="3600" w:hanging="360"/>
+      </w:pPr>
+    </w:lvl>
+    <w:lvl w:ilvl="5" w:tentative="1">
+      <w:start w:val="1"/>
+      <w:numFmt w:val="decimal"/>
+      <w:lvlText w:val="%6."/>
+      <w:lvlJc w:val="left"/>
+      <w:pPr>
+        <w:tabs>
+          <w:tab w:val="num" w:pos="4320"/>
+        </w:tabs>
+        <w:ind w:left="4320" w:hanging="360"/>
+      </w:pPr>
+    </w:lvl>
+    <w:lvl w:ilvl="6" w:tentative="1">
+      <w:start w:val="1"/>
+      <w:numFmt w:val="decimal"/>
+      <w:lvlText w:val="%7."/>
+      <w:lvlJc w:val="left"/>
+      <w:pPr>
+        <w:tabs>
+          <w:tab w:val="num" w:pos="5040"/>
+        </w:tabs>
+        <w:ind w:left="5040" w:hanging="360"/>
+      </w:pPr>
+    </w:lvl>
+    <w:lvl w:ilvl="7" w:tentative="1">
+      <w:start w:val="1"/>
+      <w:numFmt w:val="decimal"/>
+      <w:lvlText w:val="%8."/>
+      <w:lvlJc w:val="left"/>
+      <w:pPr>
+        <w:tabs>
+          <w:tab w:val="num" w:pos="5760"/>
+        </w:tabs>
+        <w:ind w:left="5760" w:hanging="360"/>
+      </w:pPr>
+    </w:lvl>
+    <w:lvl w:ilvl="8" w:tentative="1">
+      <w:start w:val="1"/>
+      <w:numFmt w:val="decimal"/>
+      <w:lvlText w:val="%9."/>
+      <w:lvlJc w:val="left"/>
+      <w:pPr>
+        <w:tabs>
+          <w:tab w:val="num" w:pos="6480"/>
+        </w:tabs>
+        <w:ind w:left="6480" w:hanging="360"/>
+      </w:pPr>
+    </w:lvl>
+  </w:abstractNum>
+  <w:abstractNum w:abstractNumId="5" w15:restartNumberingAfterBreak="0">
+    <w:nsid w:val="49673889"/>
+    <w:multiLevelType w:val="multilevel"/>
+    <w:tmpl w:val="56E05E98"/>
+    <w:lvl w:ilvl="0">
+      <w:start w:val="1"/>
+      <w:numFmt w:val="decimal"/>
+      <w:lvlText w:val="%1."/>
+      <w:lvlJc w:val="left"/>
+      <w:pPr>
+        <w:tabs>
+          <w:tab w:val="num" w:pos="720"/>
+        </w:tabs>
+        <w:ind w:left="720" w:hanging="360"/>
+      </w:pPr>
+    </w:lvl>
+    <w:lvl w:ilvl="1" w:tentative="1">
+      <w:start w:val="1"/>
+      <w:numFmt w:val="decimal"/>
+      <w:lvlText w:val="%2."/>
+      <w:lvlJc w:val="left"/>
+      <w:pPr>
+        <w:tabs>
+          <w:tab w:val="num" w:pos="1440"/>
+        </w:tabs>
+        <w:ind w:left="1440" w:hanging="360"/>
+      </w:pPr>
+    </w:lvl>
+    <w:lvl w:ilvl="2" w:tentative="1">
+      <w:start w:val="1"/>
+      <w:numFmt w:val="decimal"/>
+      <w:lvlText w:val="%3."/>
+      <w:lvlJc w:val="left"/>
+      <w:pPr>
+        <w:tabs>
+          <w:tab w:val="num" w:pos="2160"/>
+        </w:tabs>
+        <w:ind w:left="2160" w:hanging="360"/>
+      </w:pPr>
+    </w:lvl>
+    <w:lvl w:ilvl="3" w:tentative="1">
+      <w:start w:val="1"/>
+      <w:numFmt w:val="decimal"/>
+      <w:lvlText w:val="%4."/>
+      <w:lvlJc w:val="left"/>
+      <w:pPr>
+        <w:tabs>
+          <w:tab w:val="num" w:pos="2880"/>
+        </w:tabs>
+        <w:ind w:left="2880" w:hanging="360"/>
+      </w:pPr>
+    </w:lvl>
+    <w:lvl w:ilvl="4" w:tentative="1">
+      <w:start w:val="1"/>
+      <w:numFmt w:val="decimal"/>
+      <w:lvlText w:val="%5."/>
+      <w:lvlJc w:val="left"/>
+      <w:pPr>
+        <w:tabs>
+          <w:tab w:val="num" w:pos="3600"/>
+        </w:tabs>
+        <w:ind w:left="3600" w:hanging="360"/>
+      </w:pPr>
+    </w:lvl>
+    <w:lvl w:ilvl="5" w:tentative="1">
+      <w:start w:val="1"/>
+      <w:numFmt w:val="decimal"/>
+      <w:lvlText w:val="%6."/>
+      <w:lvlJc w:val="left"/>
+      <w:pPr>
+        <w:tabs>
+          <w:tab w:val="num" w:pos="4320"/>
+        </w:tabs>
+        <w:ind w:left="4320" w:hanging="360"/>
+      </w:pPr>
+    </w:lvl>
+    <w:lvl w:ilvl="6" w:tentative="1">
+      <w:start w:val="1"/>
+      <w:numFmt w:val="decimal"/>
+      <w:lvlText w:val="%7."/>
+      <w:lvlJc w:val="left"/>
+      <w:pPr>
+        <w:tabs>
+          <w:tab w:val="num" w:pos="5040"/>
+        </w:tabs>
+        <w:ind w:left="5040" w:hanging="360"/>
+      </w:pPr>
+    </w:lvl>
+    <w:lvl w:ilvl="7" w:tentative="1">
+      <w:start w:val="1"/>
+      <w:numFmt w:val="decimal"/>
+      <w:lvlText w:val="%8."/>
+      <w:lvlJc w:val="left"/>
+      <w:pPr>
+        <w:tabs>
+          <w:tab w:val="num" w:pos="5760"/>
+        </w:tabs>
+        <w:ind w:left="5760" w:hanging="360"/>
+      </w:pPr>
+    </w:lvl>
+    <w:lvl w:ilvl="8" w:tentative="1">
+      <w:start w:val="1"/>
+      <w:numFmt w:val="decimal"/>
+      <w:lvlText w:val="%9."/>
+      <w:lvlJc w:val="left"/>
+      <w:pPr>
+        <w:tabs>
+          <w:tab w:val="num" w:pos="6480"/>
+        </w:tabs>
+        <w:ind w:left="6480" w:hanging="360"/>
+      </w:pPr>
+    </w:lvl>
+  </w:abstractNum>
+  <w:abstractNum w:abstractNumId="6" w15:restartNumberingAfterBreak="0">
+    <w:nsid w:val="4A0D23A0"/>
+    <w:multiLevelType w:val="multilevel"/>
+    <w:tmpl w:val="D08049FA"/>
+    <w:lvl w:ilvl="0">
+      <w:start w:val="1"/>
+      <w:numFmt w:val="decimal"/>
+      <w:lvlText w:val="%1."/>
+      <w:lvlJc w:val="left"/>
+      <w:pPr>
+        <w:tabs>
+          <w:tab w:val="num" w:pos="720"/>
+        </w:tabs>
+        <w:ind w:left="720" w:hanging="360"/>
+      </w:pPr>
+    </w:lvl>
+    <w:lvl w:ilvl="1" w:tentative="1">
+      <w:start w:val="1"/>
+      <w:numFmt w:val="decimal"/>
+      <w:lvlText w:val="%2."/>
+      <w:lvlJc w:val="left"/>
+      <w:pPr>
+        <w:tabs>
+          <w:tab w:val="num" w:pos="1440"/>
+        </w:tabs>
+        <w:ind w:left="1440" w:hanging="360"/>
+      </w:pPr>
+    </w:lvl>
+    <w:lvl w:ilvl="2" w:tentative="1">
+      <w:start w:val="1"/>
+      <w:numFmt w:val="decimal"/>
+      <w:lvlText w:val="%3."/>
+      <w:lvlJc w:val="left"/>
+      <w:pPr>
+        <w:tabs>
+          <w:tab w:val="num" w:pos="2160"/>
+        </w:tabs>
+        <w:ind w:left="2160" w:hanging="360"/>
+      </w:pPr>
+    </w:lvl>
+    <w:lvl w:ilvl="3" w:tentative="1">
+      <w:start w:val="1"/>
+      <w:numFmt w:val="decimal"/>
+      <w:lvlText w:val="%4."/>
+      <w:lvlJc w:val="left"/>
+      <w:pPr>
+        <w:tabs>
+          <w:tab w:val="num" w:pos="2880"/>
+        </w:tabs>
+        <w:ind w:left="2880" w:hanging="360"/>
+      </w:pPr>
+    </w:lvl>
+    <w:lvl w:ilvl="4" w:tentative="1">
+      <w:start w:val="1"/>
+      <w:numFmt w:val="decimal"/>
+      <w:lvlText w:val="%5."/>
+      <w:lvlJc w:val="left"/>
+      <w:pPr>
+        <w:tabs>
+          <w:tab w:val="num" w:pos="3600"/>
+        </w:tabs>
+        <w:ind w:left="3600" w:hanging="360"/>
+      </w:pPr>
+    </w:lvl>
+    <w:lvl w:ilvl="5" w:tentative="1">
+      <w:start w:val="1"/>
+      <w:numFmt w:val="decimal"/>
+      <w:lvlText w:val="%6."/>
+      <w:lvlJc w:val="left"/>
+      <w:pPr>
+        <w:tabs>
+          <w:tab w:val="num" w:pos="4320"/>
+        </w:tabs>
+        <w:ind w:left="4320" w:hanging="360"/>
+      </w:pPr>
+    </w:lvl>
+    <w:lvl w:ilvl="6" w:tentative="1">
+      <w:start w:val="1"/>
+      <w:numFmt w:val="decimal"/>
+      <w:lvlText w:val="%7."/>
+      <w:lvlJc w:val="left"/>
+      <w:pPr>
+        <w:tabs>
+          <w:tab w:val="num" w:pos="5040"/>
+        </w:tabs>
+        <w:ind w:left="5040" w:hanging="360"/>
+      </w:pPr>
+    </w:lvl>
+    <w:lvl w:ilvl="7" w:tentative="1">
+      <w:start w:val="1"/>
+      <w:numFmt w:val="decimal"/>
+      <w:lvlText w:val="%8."/>
+      <w:lvlJc w:val="left"/>
+      <w:pPr>
+        <w:tabs>
+          <w:tab w:val="num" w:pos="5760"/>
+        </w:tabs>
+        <w:ind w:left="5760" w:hanging="360"/>
+      </w:pPr>
+    </w:lvl>
+    <w:lvl w:ilvl="8" w:tentative="1">
+      <w:start w:val="1"/>
+      <w:numFmt w:val="decimal"/>
+      <w:lvlText w:val="%9."/>
+      <w:lvlJc w:val="left"/>
+      <w:pPr>
+        <w:tabs>
+          <w:tab w:val="num" w:pos="6480"/>
+        </w:tabs>
+        <w:ind w:left="6480" w:hanging="360"/>
+      </w:pPr>
+    </w:lvl>
+  </w:abstractNum>
+  <w:abstractNum w:abstractNumId="7" w15:restartNumberingAfterBreak="0">
+    <w:nsid w:val="59556D52"/>
+    <w:multiLevelType w:val="multilevel"/>
+    <w:tmpl w:val="86B8A162"/>
+    <w:lvl w:ilvl="0">
+      <w:start w:val="1"/>
+      <w:numFmt w:val="decimal"/>
+      <w:lvlText w:val="%1."/>
+      <w:lvlJc w:val="left"/>
+      <w:pPr>
+        <w:tabs>
+          <w:tab w:val="num" w:pos="720"/>
+        </w:tabs>
+        <w:ind w:left="720" w:hanging="360"/>
+      </w:pPr>
+    </w:lvl>
+    <w:lvl w:ilvl="1" w:tentative="1">
+      <w:start w:val="1"/>
+      <w:numFmt w:val="decimal"/>
+      <w:lvlText w:val="%2."/>
+      <w:lvlJc w:val="left"/>
+      <w:pPr>
+        <w:tabs>
+          <w:tab w:val="num" w:pos="1440"/>
+        </w:tabs>
+        <w:ind w:left="1440" w:hanging="360"/>
+      </w:pPr>
+    </w:lvl>
+    <w:lvl w:ilvl="2" w:tentative="1">
+      <w:start w:val="1"/>
+      <w:numFmt w:val="decimal"/>
+      <w:lvlText w:val="%3."/>
+      <w:lvlJc w:val="left"/>
+      <w:pPr>
+        <w:tabs>
+          <w:tab w:val="num" w:pos="2160"/>
+        </w:tabs>
+        <w:ind w:left="2160" w:hanging="360"/>
+      </w:pPr>
+    </w:lvl>
+    <w:lvl w:ilvl="3" w:tentative="1">
+      <w:start w:val="1"/>
+      <w:numFmt w:val="decimal"/>
+      <w:lvlText w:val="%4."/>
+      <w:lvlJc w:val="left"/>
+      <w:pPr>
+        <w:tabs>
+          <w:tab w:val="num" w:pos="2880"/>
+        </w:tabs>
+        <w:ind w:left="2880" w:hanging="360"/>
+      </w:pPr>
+    </w:lvl>
+    <w:lvl w:ilvl="4" w:tentative="1">
+      <w:start w:val="1"/>
+      <w:numFmt w:val="decimal"/>
+      <w:lvlText w:val="%5."/>
+      <w:lvlJc w:val="left"/>
+      <w:pPr>
+        <w:tabs>
+          <w:tab w:val="num" w:pos="3600"/>
+        </w:tabs>
+        <w:ind w:left="3600" w:hanging="360"/>
+      </w:pPr>
+    </w:lvl>
+    <w:lvl w:ilvl="5" w:tentative="1">
+      <w:start w:val="1"/>
+      <w:numFmt w:val="decimal"/>
+      <w:lvlText w:val="%6."/>
+      <w:lvlJc w:val="left"/>
+      <w:pPr>
+        <w:tabs>
+          <w:tab w:val="num" w:pos="4320"/>
+        </w:tabs>
+        <w:ind w:left="4320" w:hanging="360"/>
+      </w:pPr>
+    </w:lvl>
+    <w:lvl w:ilvl="6" w:tentative="1">
+      <w:start w:val="1"/>
+      <w:numFmt w:val="decimal"/>
+      <w:lvlText w:val="%7."/>
+      <w:lvlJc w:val="left"/>
+      <w:pPr>
+        <w:tabs>
+          <w:tab w:val="num" w:pos="5040"/>
+        </w:tabs>
+        <w:ind w:left="5040" w:hanging="360"/>
+      </w:pPr>
+    </w:lvl>
+    <w:lvl w:ilvl="7" w:tentative="1">
+      <w:start w:val="1"/>
+      <w:numFmt w:val="decimal"/>
+      <w:lvlText w:val="%8."/>
+      <w:lvlJc w:val="left"/>
+      <w:pPr>
+        <w:tabs>
+          <w:tab w:val="num" w:pos="5760"/>
+        </w:tabs>
+        <w:ind w:left="5760" w:hanging="360"/>
+      </w:pPr>
+    </w:lvl>
+    <w:lvl w:ilvl="8" w:tentative="1">
+      <w:start w:val="1"/>
+      <w:numFmt w:val="decimal"/>
+      <w:lvlText w:val="%9."/>
+      <w:lvlJc w:val="left"/>
+      <w:pPr>
+        <w:tabs>
+          <w:tab w:val="num" w:pos="6480"/>
+        </w:tabs>
+        <w:ind w:left="6480" w:hanging="360"/>
+      </w:pPr>
+    </w:lvl>
+  </w:abstractNum>
+  <w:abstractNum w:abstractNumId="8" w15:restartNumberingAfterBreak="0">
+    <w:nsid w:val="68292EFD"/>
+    <w:multiLevelType w:val="multilevel"/>
+    <w:tmpl w:val="BDF602FA"/>
+    <w:lvl w:ilvl="0">
+      <w:start w:val="1"/>
+      <w:numFmt w:val="decimal"/>
+      <w:lvlText w:val="%1."/>
+      <w:lvlJc w:val="left"/>
+      <w:pPr>
+        <w:tabs>
+          <w:tab w:val="num" w:pos="720"/>
+        </w:tabs>
+        <w:ind w:left="720" w:hanging="360"/>
+      </w:pPr>
+    </w:lvl>
+    <w:lvl w:ilvl="1" w:tentative="1">
+      <w:start w:val="1"/>
+      <w:numFmt w:val="decimal"/>
+      <w:lvlText w:val="%2."/>
+      <w:lvlJc w:val="left"/>
+      <w:pPr>
+        <w:tabs>
+          <w:tab w:val="num" w:pos="1440"/>
+        </w:tabs>
+        <w:ind w:left="1440" w:hanging="360"/>
+      </w:pPr>
+    </w:lvl>
+    <w:lvl w:ilvl="2" w:tentative="1">
+      <w:start w:val="1"/>
+      <w:numFmt w:val="decimal"/>
+      <w:lvlText w:val="%3."/>
+      <w:lvlJc w:val="left"/>
+      <w:pPr>
+        <w:tabs>
+          <w:tab w:val="num" w:pos="2160"/>
+        </w:tabs>
+        <w:ind w:left="2160" w:hanging="360"/>
+      </w:pPr>
+    </w:lvl>
+    <w:lvl w:ilvl="3" w:tentative="1">
+      <w:start w:val="1"/>
+      <w:numFmt w:val="decimal"/>
+      <w:lvlText w:val="%4."/>
+      <w:lvlJc w:val="left"/>
+      <w:pPr>
+        <w:tabs>
+          <w:tab w:val="num" w:pos="2880"/>
+        </w:tabs>
+        <w:ind w:left="2880" w:hanging="360"/>
+      </w:pPr>
+    </w:lvl>
+    <w:lvl w:ilvl="4" w:tentative="1">
+      <w:start w:val="1"/>
+      <w:numFmt w:val="decimal"/>
+      <w:lvlText w:val="%5."/>
+      <w:lvlJc w:val="left"/>
+      <w:pPr>
+        <w:tabs>
+          <w:tab w:val="num" w:pos="3600"/>
+        </w:tabs>
+        <w:ind w:left="3600" w:hanging="360"/>
+      </w:pPr>
+    </w:lvl>
+    <w:lvl w:ilvl="5" w:tentative="1">
+      <w:start w:val="1"/>
+      <w:numFmt w:val="decimal"/>
+      <w:lvlText w:val="%6."/>
+      <w:lvlJc w:val="left"/>
+      <w:pPr>
+        <w:tabs>
+          <w:tab w:val="num" w:pos="4320"/>
+        </w:tabs>
+        <w:ind w:left="4320" w:hanging="360"/>
+      </w:pPr>
+    </w:lvl>
+    <w:lvl w:ilvl="6" w:tentative="1">
+      <w:start w:val="1"/>
+      <w:numFmt w:val="decimal"/>
+      <w:lvlText w:val="%7."/>
+      <w:lvlJc w:val="left"/>
+      <w:pPr>
+        <w:tabs>
+          <w:tab w:val="num" w:pos="5040"/>
+        </w:tabs>
+        <w:ind w:left="5040" w:hanging="360"/>
+      </w:pPr>
+    </w:lvl>
+    <w:lvl w:ilvl="7" w:tentative="1">
+      <w:start w:val="1"/>
+      <w:numFmt w:val="decimal"/>
+      <w:lvlText w:val="%8."/>
+      <w:lvlJc w:val="left"/>
+      <w:pPr>
+        <w:tabs>
+          <w:tab w:val="num" w:pos="5760"/>
+        </w:tabs>
+        <w:ind w:left="5760" w:hanging="360"/>
+      </w:pPr>
+    </w:lvl>
+    <w:lvl w:ilvl="8" w:tentative="1">
+      <w:start w:val="1"/>
+      <w:numFmt w:val="decimal"/>
+      <w:lvlText w:val="%9."/>
+      <w:lvlJc w:val="left"/>
+      <w:pPr>
+        <w:tabs>
+          <w:tab w:val="num" w:pos="6480"/>
+        </w:tabs>
+        <w:ind w:left="6480" w:hanging="360"/>
+      </w:pPr>
+    </w:lvl>
+  </w:abstractNum>
+  <w:abstractNum w:abstractNumId="9" w15:restartNumberingAfterBreak="0">
+    <w:nsid w:val="696932CB"/>
+    <w:multiLevelType w:val="multilevel"/>
+    <w:tmpl w:val="B6BCCA1E"/>
+    <w:lvl w:ilvl="0">
+      <w:start w:val="1"/>
+      <w:numFmt w:val="decimal"/>
+      <w:lvlText w:val="%1."/>
+      <w:lvlJc w:val="left"/>
+      <w:pPr>
+        <w:tabs>
+          <w:tab w:val="num" w:pos="720"/>
+        </w:tabs>
+        <w:ind w:left="720" w:hanging="360"/>
+      </w:pPr>
+    </w:lvl>
+    <w:lvl w:ilvl="1" w:tentative="1">
+      <w:start w:val="1"/>
+      <w:numFmt w:val="decimal"/>
+      <w:lvlText w:val="%2."/>
+      <w:lvlJc w:val="left"/>
+      <w:pPr>
+        <w:tabs>
+          <w:tab w:val="num" w:pos="1440"/>
+        </w:tabs>
+        <w:ind w:left="1440" w:hanging="360"/>
+      </w:pPr>
+    </w:lvl>
+    <w:lvl w:ilvl="2" w:tentative="1">
+      <w:start w:val="1"/>
+      <w:numFmt w:val="decimal"/>
+      <w:lvlText w:val="%3."/>
+      <w:lvlJc w:val="left"/>
+      <w:pPr>
+        <w:tabs>
+          <w:tab w:val="num" w:pos="2160"/>
+        </w:tabs>
+        <w:ind w:left="2160" w:hanging="360"/>
+      </w:pPr>
+    </w:lvl>
+    <w:lvl w:ilvl="3" w:tentative="1">
+      <w:start w:val="1"/>
+      <w:numFmt w:val="decimal"/>
+      <w:lvlText w:val="%4."/>
+      <w:lvlJc w:val="left"/>
+      <w:pPr>
+        <w:tabs>
+          <w:tab w:val="num" w:pos="2880"/>
+        </w:tabs>
+        <w:ind w:left="2880" w:hanging="360"/>
+      </w:pPr>
+    </w:lvl>
+    <w:lvl w:ilvl="4" w:tentative="1">
+      <w:start w:val="1"/>
+      <w:numFmt w:val="decimal"/>
+      <w:lvlText w:val="%5."/>
+      <w:lvlJc w:val="left"/>
+      <w:pPr>
+        <w:tabs>
+          <w:tab w:val="num" w:pos="3600"/>
+        </w:tabs>
+        <w:ind w:left="3600" w:hanging="360"/>
+      </w:pPr>
+    </w:lvl>
+    <w:lvl w:ilvl="5" w:tentative="1">
+      <w:start w:val="1"/>
+      <w:numFmt w:val="decimal"/>
+      <w:lvlText w:val="%6."/>
+      <w:lvlJc w:val="left"/>
+      <w:pPr>
+        <w:tabs>
+          <w:tab w:val="num" w:pos="4320"/>
+        </w:tabs>
+        <w:ind w:left="4320" w:hanging="360"/>
+      </w:pPr>
+    </w:lvl>
+    <w:lvl w:ilvl="6" w:tentative="1">
+      <w:start w:val="1"/>
+      <w:numFmt w:val="decimal"/>
+      <w:lvlText w:val="%7."/>
+      <w:lvlJc w:val="left"/>
+      <w:pPr>
+        <w:tabs>
+          <w:tab w:val="num" w:pos="5040"/>
+        </w:tabs>
+        <w:ind w:left="5040" w:hanging="360"/>
+      </w:pPr>
+    </w:lvl>
+    <w:lvl w:ilvl="7" w:tentative="1">
+      <w:start w:val="1"/>
+      <w:numFmt w:val="decimal"/>
+      <w:lvlText w:val="%8."/>
+      <w:lvlJc w:val="left"/>
+      <w:pPr>
+        <w:tabs>
+          <w:tab w:val="num" w:pos="5760"/>
+        </w:tabs>
+        <w:ind w:left="5760" w:hanging="360"/>
+      </w:pPr>
+    </w:lvl>
+    <w:lvl w:ilvl="8" w:tentative="1">
+      <w:start w:val="1"/>
+      <w:numFmt w:val="decimal"/>
+      <w:lvlText w:val="%9."/>
+      <w:lvlJc w:val="left"/>
+      <w:pPr>
+        <w:tabs>
+          <w:tab w:val="num" w:pos="6480"/>
+        </w:tabs>
+        <w:ind w:left="6480" w:hanging="360"/>
+      </w:pPr>
+    </w:lvl>
+  </w:abstractNum>
+  <w:num w:numId="1" w16cid:durableId="205024791">
+    <w:abstractNumId w:val="1"/>
+  </w:num>
+  <w:num w:numId="2" w16cid:durableId="1870334768">
+    <w:abstractNumId w:val="7"/>
+  </w:num>
+  <w:num w:numId="3" w16cid:durableId="931165842">
+    <w:abstractNumId w:val="4"/>
+  </w:num>
+  <w:num w:numId="4" w16cid:durableId="669254232">
+    <w:abstractNumId w:val="2"/>
+  </w:num>
+  <w:num w:numId="5" w16cid:durableId="1017272598">
+    <w:abstractNumId w:val="5"/>
+  </w:num>
+  <w:num w:numId="6" w16cid:durableId="1700664887">
+    <w:abstractNumId w:val="3"/>
+  </w:num>
+  <w:num w:numId="7" w16cid:durableId="556087160">
+    <w:abstractNumId w:val="0"/>
+  </w:num>
+  <w:num w:numId="8" w16cid:durableId="878205032">
+    <w:abstractNumId w:val="6"/>
+  </w:num>
+  <w:num w:numId="9" w16cid:durableId="1184436055">
+    <w:abstractNumId w:val="8"/>
+  </w:num>
+  <w:num w:numId="10" w16cid:durableId="953907107">
+    <w:abstractNumId w:val="9"/>
+  </w:num>
+</w:numbering>
 </file>
 
 <file path=word/styles.xml><?xml version="1.0" encoding="utf-8"?>
@@ -435,6 +3919,39 @@
     <w:semiHidden/>
     <w:unhideWhenUsed/>
   </w:style>
+  <w:style w:type="paragraph" w:styleId="ListParagraph">
+    <w:name w:val="List Paragraph"/>
+    <w:basedOn w:val="Normal"/>
+    <w:uiPriority w:val="34"/>
+    <w:qFormat/>
+    <w:rsid w:val="000D2A8C"/>
+    <w:pPr>
+      <w:ind w:left="720"/>
+      <w:contextualSpacing/>
+    </w:pPr>
+  </w:style>
+  <w:style w:type="character" w:styleId="Strong">
+    <w:name w:val="Strong"/>
+    <w:basedOn w:val="DefaultParagraphFont"/>
+    <w:uiPriority w:val="22"/>
+    <w:qFormat/>
+    <w:rsid w:val="000D2A8C"/>
+    <w:rPr>
+      <w:b/>
+      <w:bCs/>
+    </w:rPr>
+  </w:style>
+  <w:style w:type="paragraph" w:customStyle="1" w:styleId="my-2">
+    <w:name w:val="my-2"/>
+    <w:basedOn w:val="Normal"/>
+    <w:rsid w:val="000D2A8C"/>
+    <w:pPr>
+      <w:spacing w:before="100" w:beforeAutospacing="1" w:after="100" w:afterAutospacing="1"/>
+    </w:pPr>
+    <w:rPr>
+      <w:rFonts w:ascii="Times New Roman" w:eastAsia="Times New Roman" w:hAnsi="Times New Roman" w:cs="Times New Roman"/>
+    </w:rPr>
+  </w:style>
 </w:styles>
 </file>
 
